--- a/tillsyn/Láttakjávrátje tillsynsbegäran.docx
+++ b/tillsyn/Láttakjávrátje tillsynsbegäran.docx
@@ -1,46 +1,18 @@
 
 <file path=word/document.xml><?xml version="1.0" encoding="utf-8"?>
-<w:document xmlns:wpc="http://schemas.microsoft.com/office/word/2010/wordprocessingCanvas" xmlns:cx="http://schemas.microsoft.com/office/drawing/2014/chartex" xmlns:cx1="http://schemas.microsoft.com/office/drawing/2015/9/8/chartex" xmlns:cx2="http://schemas.microsoft.com/office/drawing/2015/10/21/chartex" xmlns:cx3="http://schemas.microsoft.com/office/drawing/2016/5/9/chartex" xmlns:cx4="http://schemas.microsoft.com/office/drawing/2016/5/10/chartex" xmlns:cx5="http://schemas.microsoft.com/office/drawing/2016/5/11/chartex" xmlns:cx6="http://schemas.microsoft.com/office/drawing/2016/5/12/chartex" xmlns:cx7="http://schemas.microsoft.com/office/drawing/2016/5/13/chartex" xmlns:cx8="http://schemas.microsoft.com/office/drawing/2016/5/14/chartex" xmlns:mc="http://schemas.openxmlformats.org/markup-compatibility/2006" xmlns:aink="http://schemas.microsoft.com/office/drawing/2016/ink" xmlns:am3d="http://schemas.microsoft.com/office/drawing/2017/model3d" xmlns:o="urn:schemas-microsoft-com:office:office" xmlns:oel="http://schemas.microsoft.com/office/2019/extlst" xmlns:r="http://schemas.openxmlformats.org/officeDocument/2006/relationships" xmlns:m="http://schemas.openxmlformats.org/officeDocument/2006/math" xmlns:v="urn:schemas-microsoft-com:vml" xmlns:wp14="http://schemas.microsoft.com/office/word/2010/wordprocessingDrawing" xmlns:wp="http://schemas.openxmlformats.org/drawingml/2006/wordprocessingDrawing" xmlns:w10="urn:schemas-microsoft-com:office:word" xmlns:w="http://schemas.openxmlformats.org/wordprocessingml/2006/main" xmlns:w14="http://schemas.microsoft.com/office/word/2010/wordml" xmlns:w15="http://schemas.microsoft.com/office/word/2012/wordml" xmlns:w16cex="http://schemas.microsoft.com/office/word/2018/wordml/cex" xmlns:w16cid="http://schemas.microsoft.com/office/word/2016/wordml/cid" xmlns:w16="http://schemas.microsoft.com/office/word/2018/wordml" xmlns:w16sdtdh="http://schemas.microsoft.com/office/word/2020/wordml/sdtdatahash" xmlns:w16se="http://schemas.microsoft.com/office/word/2015/wordml/symex" xmlns:wpg="http://schemas.microsoft.com/office/word/2010/wordprocessingGroup" xmlns:wpi="http://schemas.microsoft.com/office/word/2010/wordprocessingInk" xmlns:wne="http://schemas.microsoft.com/office/word/2006/wordml" xmlns:wps="http://schemas.microsoft.com/office/word/2010/wordprocessingShape" mc:Ignorable="w14 w15 w16se w16cid w16 w16cex w16sdtdh wp14">
+<w:document xmlns:wpc="http://schemas.microsoft.com/office/word/2010/wordprocessingCanvas" xmlns:cx="http://schemas.microsoft.com/office/drawing/2014/chartex" xmlns:cx1="http://schemas.microsoft.com/office/drawing/2015/9/8/chartex" xmlns:cx2="http://schemas.microsoft.com/office/drawing/2015/10/21/chartex" xmlns:cx3="http://schemas.microsoft.com/office/drawing/2016/5/9/chartex" xmlns:cx4="http://schemas.microsoft.com/office/drawing/2016/5/10/chartex" xmlns:cx5="http://schemas.microsoft.com/office/drawing/2016/5/11/chartex" xmlns:cx6="http://schemas.microsoft.com/office/drawing/2016/5/12/chartex" xmlns:cx7="http://schemas.microsoft.com/office/drawing/2016/5/13/chartex" xmlns:cx8="http://schemas.microsoft.com/office/drawing/2016/5/14/chartex" xmlns:mc="http://schemas.openxmlformats.org/markup-compatibility/2006" xmlns:aink="http://schemas.microsoft.com/office/drawing/2016/ink" xmlns:am3d="http://schemas.microsoft.com/office/drawing/2017/model3d" xmlns:o="urn:schemas-microsoft-com:office:office" xmlns:oel="http://schemas.microsoft.com/office/2019/extlst" xmlns:r="http://schemas.openxmlformats.org/officeDocument/2006/relationships" xmlns:m="http://schemas.openxmlformats.org/officeDocument/2006/math" xmlns:v="urn:schemas-microsoft-com:vml" xmlns:wp14="http://schemas.microsoft.com/office/word/2010/wordprocessingDrawing" xmlns:wp="http://schemas.openxmlformats.org/drawingml/2006/wordprocessingDrawing" xmlns:w10="urn:schemas-microsoft-com:office:word" xmlns:w="http://schemas.openxmlformats.org/wordprocessingml/2006/main" xmlns:w14="http://schemas.microsoft.com/office/word/2010/wordml" xmlns:w15="http://schemas.microsoft.com/office/word/2012/wordml" xmlns:w16cex="http://schemas.microsoft.com/office/word/2018/wordml/cex" xmlns:w16cid="http://schemas.microsoft.com/office/word/2016/wordml/cid" xmlns:w16="http://schemas.microsoft.com/office/word/2018/wordml" xmlns:w16du="http://schemas.microsoft.com/office/word/2023/wordml/word16du" xmlns:w16sdtdh="http://schemas.microsoft.com/office/word/2020/wordml/sdtdatahash" xmlns:w16sdtfl="http://schemas.microsoft.com/office/word/2024/wordml/sdtformatlock" xmlns:w16se="http://schemas.microsoft.com/office/word/2015/wordml/symex" xmlns:wpg="http://schemas.microsoft.com/office/word/2010/wordprocessingGroup" xmlns:wpi="http://schemas.microsoft.com/office/word/2010/wordprocessingInk" xmlns:wne="http://schemas.microsoft.com/office/word/2006/wordml" xmlns:wps="http://schemas.microsoft.com/office/word/2010/wordprocessingShape" mc:Ignorable="w14 w15 w16se w16cid w16 w16cex w16sdtdh w16sdtfl w16du wp14">
   <w:body>
     <w:p>
       <w:pPr>
         <w:pStyle w:val="Title"/>
       </w:pPr>
       <w:r>
-        <w:t>Tillsynsbegäran - information om höga naturvärden och fridlysta arter i avverkningsanmälan Láttakjávrátje i Arvidsjaurs kommun</w:t>
+        <w:t>Tillsynsbegäran – information om höga naturvärden och fridlysta arter i avverkningsanmälan Láttakjávrátje i Arvidsjaurs kommun</w:t>
       </w:r>
     </w:p>
     <w:p>
       <w:r>
-        <w:t>Detta dokument behandlar höga naturvärden i avverkningsanmälan Láttakjávrátje i Arvidsjaurs kommun. Denna avverkningsanmälan inkom 2024-08-04 och omfattar 70,8 ha.</w:t>
-      </w:r>
-    </w:p>
-    <w:p>
-      <w:r>
-        <w:t>Vi begär härmed att Skogsstyrelsen fattar beslut enligt miljöbalken som säkerställer att skogens höga naturvärden bevaras samt säkerställer att EU-lagstiftning efterlevs och att artskyddsbrott förhindras. Vi önskar även ta del av de ställningstaganden och beslut som myndigheterna meddelar till följd av aktuell avverkningsanmälan och föreningens inlaga (se 34 § förvaltningslagen).</w:t>
-      </w:r>
-    </w:p>
-    <w:p>
-      <w:r>
-        <w:t>Nedan beskrivs fynd av naturvårdsarter och fridlysta arter som gjorts i det avverkningsanmälda området. I BILAGA 1 finns artfakta om fridlysta arter.</w:t>
-      </w:r>
-    </w:p>
-    <w:p>
-      <w:pPr>
-        <w:pStyle w:val="Heading1"/>
-      </w:pPr>
-      <w:r>
-        <w:t>Naturvårdsarter</w:t>
-      </w:r>
-    </w:p>
-    <w:p>
-      <w:r>
-        <w:t>I avverkningsanmälan har följande 26 naturvårdsarter hittats: fläckporing (VU), gräddporing (VU), smalfotad taggsvamp (VU), spadskinn (VU), blanksvart spiklav (NT), blå taggsvamp (NT), blågrå svartspik (NT), dvärgbägarlav (NT), kolflarnlav (NT), kortskaftad ärgspik (NT), mjölsvärting (NT), nordlig nållav (NT), nordtagging (NT), orange taggsvamp (NT), spillkråka (NT, §4), tallriska (NT), talltaggsvamp (NT), talltita (NT, §4), vedflamlav (NT), vedskivlav (NT), vitplätt (NT), dropptaggsvamp (S), skarp dropptaggsvamp (S), vedticka (S), lavskrika (§4) och tjäder (§4). Av dessa är 21 rödlistade. För rödlistade arter har rödlistekategorin angivits inom parentes. Arter som är signalarter enligt Skogsstyrelsen har markerats med (S). För fridlysta arter anges även paragrafen i Artskyddsförordningen som arten är fridlyst enligt.</w:t>
-      </w:r>
-    </w:p>
-    <w:p>
-      <w:r>
-        <w:t>De påträffade naturvårdsarterna är ett tydligt kvitto på att detta rör sig om en skog med höga naturvärden. I Figur 1 visas en karta över det avverkningsanmälda området, där samtliga fyndplatser för naturvårdsarter som finns registrerade på Artportalen har markerats.</w:t>
+        <w:t>Denna tillsynsbegäran behandlar höga naturvärden i avverkningsanmälan Láttakjávrátje i Arvidsjaurs kommun som inkom 2026-07-12 och omfattar 70,8 ha.</w:t>
       </w:r>
     </w:p>
     <w:p>
@@ -50,7 +22,7 @@
       <w:r>
         <w:drawing>
           <wp:inline xmlns:a="http://schemas.openxmlformats.org/drawingml/2006/main" xmlns:pic="http://schemas.openxmlformats.org/drawingml/2006/picture">
-            <wp:extent cx="5486400" cy="2702934"/>
+            <wp:extent cx="5486400" cy="3956269"/>
             <wp:docPr id="1" name="Picture 1"/>
             <wp:cNvGraphicFramePr>
               <a:graphicFrameLocks noChangeAspect="1"/>
@@ -71,7 +43,7 @@
                   <pic:spPr>
                     <a:xfrm>
                       <a:off x="0" y="0"/>
-                      <a:ext cx="5486400" cy="2702934"/>
+                      <a:ext cx="5486400" cy="3956269"/>
                     </a:xfrm>
                     <a:prstGeom prst="rect"/>
                   </pic:spPr>
@@ -85,9 +57,15 @@
     <w:p>
       <w:pPr>
         <w:pStyle w:val="Caption"/>
+        <w:spacing w:after="240"/>
       </w:pPr>
       <w:r>
-        <w:t>Figur 1. Fyndplatser för naturvårdsarter i det avverkningsanmälda området (röd linje). Markörer utan svart kant är placerade på fyndplatsen. Markörer med svart kant är placerade vid sidan av fyndplatsen och har ett svart streck som visar fyndplatsens exakta position. Kartans mittpunktskoordinat är N 7320821, E 682206 i SWEREF 99 TM.</w:t>
+        <w:t>Figur 1. Fyndplatser för naturvårdsarter i och inom 12 meter från avverkningsanmälan. Markörer utan svart kant är placerade på fyndplatsen. Markörer med svart kant är placerade vid sidan av fyndplatsen har ett svart streck som visar fyndplatsens exakta position. Kartans mittpunktskoordinat är N 7320821, E 682206 i SWEREF 99 TM.</w:t>
+      </w:r>
+    </w:p>
+    <w:p>
+      <w:r>
+        <w:t>I och inom 12 meter från avverkningsanmälan finns fynd av 27 naturvårdsarter, varav 25 är rödlistade, 3 är fridlysta, 12 är typiska (T) och 1 är signalart (S): fläckporing (VU, T), gräddporing (VU, T), Lecidea subhumida (VU), smalfotad taggsvamp (VU), spadskinn (VU), blanksvart spiklav (NT), blå taggsvamp (NT, T), blågrå svartspik (NT), dropptaggsvamp (NT, T), dvärgbägarlav (NT, T), kolflarnlav (NT, T), kortskaftad ärgspik (NT), lavskrika (NT, T, §4), mjölsvärting (NT), nordlig nållav (NT), nordtagging (NT), orange taggsvamp (NT, T), skarp dropptaggsvamp (NT), tallriska (NT), talltagel (NT, T), talltaggsvamp (NT), talltita (NT, §4), vedflamlav (NT), vedskivlav (NT, T), vitplätt (NT), vedticka (S, T) och spillkråka (T, §4). Se Figur 1.</w:t>
       </w:r>
     </w:p>
     <w:p>
@@ -95,17 +73,478 @@
         <w:pStyle w:val="Heading1"/>
       </w:pPr>
       <w:r>
-        <w:t>Fridlysta arter</w:t>
+        <w:t>Tillsynsbegäran</w:t>
       </w:r>
     </w:p>
     <w:p>
       <w:r>
-        <w:t>Följande fridlysta arter har sina livsmiljöer och växtplatser i den avverkningsanmälda skogen: spillkråka (NT, §4), talltita (NT, §4), lavskrika (§4) och tjäder (§4).</w:t>
+        <w:t>Vi begär härmed att Skogsstyrelsen fattar beslut enligt miljöbalken som säkerställer att skogens höga naturvärden bevaras samt att EU-lagstiftning efterlevs och att artskyddsbrott förhindras.</w:t>
       </w:r>
     </w:p>
     <w:p>
       <w:r>
-        <w:t xml:space="preserve">Observera att medlemsländerna är skyldiga att agera i enlighet med EU:s fågeldirektiv där det uttryckligen står att direktivet gäller för fåglar samt för deras ägg, bon och </w:t>
+        <w:t>Vi begär vidare att Skogsstyrelsen säkerställer att inga skador eller försämringar av naturtypens bevarandestatus i området tillåts ske. Se Rådets direktiv 92/43/EEG samt ickeförsämringskravet i EU:s naturrestaureringsförordning (EU 2024/1991).</w:t>
+      </w:r>
+    </w:p>
+    <w:p>
+      <w:r>
+        <w:t>Vi önskar även ta del av de ställningstaganden och beslut som myndigheten meddelar till följd av aktuell avverkningsanmälan och föreningens inlaga (se 34 § förvaltningslagen).</w:t>
+      </w:r>
+    </w:p>
+    <w:p>
+      <w:pPr>
+        <w:pStyle w:val="Heading1"/>
+      </w:pPr>
+      <w:r>
+        <w:t>Naturvårdsarter och fridlysta arter</w:t>
+      </w:r>
+    </w:p>
+    <w:p>
+      <w:r>
+        <w:t>Nedan följer beskrivningar av de naturvårdsarter och fridlysta arter som har sina livsmiljöer och växtplatser i den avverkningsanmälda skogen. Se även ytterligare artfakta i BILAGA 1. De påträffade naturvårdsarterna är ett tydligt kvitto på att det rör sig om en skog med höga naturvärden.</w:t>
+      </w:r>
+    </w:p>
+    <w:p>
+      <w:r>
+        <w:rPr>
+          <w:b/>
+        </w:rPr>
+        <w:t>Fläckporing (VU)</w:t>
+      </w:r>
+      <w:r>
+        <w:t xml:space="preserve"> är en mycket bra signalart som visar på tallnaturskogar med höga naturvärden. Den är placerad högst upp i Skogsstyrelsens värdepyramid för bedömning av skog med höga naturvärden och indikerar områden som är mer eller mindre opåverkade av skogsbruk och där det funnits en kontinuitet av tallågor i olika nedbrytningsstadier. För att på lång sikt bibehålla livskraftiga populationer i ett område behövs troligen större skyddade områden som tillåter att man upprätthåller en naturlig branddynamik. Fläckporing är typisk art för </w:t>
+      </w:r>
+      <w:r>
+        <w:rPr>
+          <w:i/>
+        </w:rPr>
+        <w:t>9010 Taiga</w:t>
+      </w:r>
+      <w:r>
+        <w:t xml:space="preserve"> (SLU Artdatabanken, 2024; Nitare &amp; Skogsstyrelsen, 2019).</w:t>
+      </w:r>
+    </w:p>
+    <w:p>
+      <w:r>
+        <w:rPr>
+          <w:b/>
+        </w:rPr>
+        <w:t>Gräddporing (VU)</w:t>
+      </w:r>
+      <w:r>
+        <w:t xml:space="preserve"> växer nästan enbart i urskogsartad barrskog på gamla, kraftigt murkna, grova och mossbelupna tallågor i något fuktiga och skuggiga lägen. Arten är placerad högst upp i Skogsstyrelsens värdepyramid för bedömning av skog med höga naturvärden och indikerar gamla och relativt orörda tallnaturskogar med höga naturvärden där det under låg tid kontinuerligt funnits inslag av grova tallågor. För att på sikt hejda artens vikande trend behöver merparten av gräddporingens nu kända växtplatser undantas från skogsbruk. Gräddporing är typisk art för </w:t>
+      </w:r>
+      <w:r>
+        <w:rPr>
+          <w:i/>
+        </w:rPr>
+        <w:t>9010 Taiga</w:t>
+      </w:r>
+      <w:r>
+        <w:t xml:space="preserve"> (SLU Artdatabanken, 2024; Nitare &amp; Skogsstyrelsen, 2019).</w:t>
+      </w:r>
+    </w:p>
+    <w:p>
+      <w:r>
+        <w:rPr>
+          <w:b/>
+          <w:i/>
+        </w:rPr>
+        <w:t xml:space="preserve">Lecidea subhumida </w:t>
+      </w:r>
+      <w:r>
+        <w:rPr>
+          <w:b/>
+        </w:rPr>
+        <w:t>(VU)</w:t>
+      </w:r>
+      <w:r>
+        <w:t xml:space="preserve"> är en skivlav som växer på ved (grenar, stam) av gamla tallar i subalpin skog. Arten påverkas negativt av brist på kontinuitetsskog och en minskning av populationen pågår eller förväntas ske. Antalet individer bedöms vara lägre än gränsvärdet för sårbar (VU) (SLU Artdatabanken, 2026).</w:t>
+      </w:r>
+    </w:p>
+    <w:p>
+      <w:r>
+        <w:rPr>
+          <w:b/>
+        </w:rPr>
+        <w:t>Smalfotad taggsvamp (VU)</w:t>
+      </w:r>
+      <w:r>
+        <w:t>, rödlistad som sårbar, växer på marken under lågor eller fallna stubbar i brandpräglad torr tallskog med lång kontinuitet. Arten är starkt associerad till kolad ved från tallar som sannolikt varit med om flera historiska skogsbränder. Detta är en process som kan ta många hundra år och det tar således mycket lång tid att återskapa lämpliga substrat. Smalfotad taggsvamp är placerad i toppen av Skogsstyrelsens värdepyramid för bedömning av skog med höga naturvärden samt globalt rödlistad som sårbar (VU) vilket innebär att Sverige har ett internationellt ansvar för arten (IUCN Redlist, 2024; Nitare &amp; Skogsstyrelsen, 2019; SLU Artdatabanken, 2024).</w:t>
+      </w:r>
+    </w:p>
+    <w:p>
+      <w:r>
+        <w:rPr>
+          <w:b/>
+        </w:rPr>
+        <w:t>Spadskinn (VU)</w:t>
+      </w:r>
+      <w:r>
+        <w:t xml:space="preserve"> är knuten till tallskogar med höga naturvärden och artens potentiella miljöer har minskat kraftigt och fortsätter att minska eftersom äldre sandtallskogar avverkas. Mykorrhiza-arter och andra marklevande svampar påverkas starkt negativt av slutavverkning då alla träd avlägsnas. Spadskinn är globalt rödlistad som sårbar (VU) vilket innebär att Sverige har ett internationellt ansvar för arten. Fler områden där arten förekommer behöver skyddas (SLU Artdatabanken, 2024; Nitare &amp; Skogsstyrelsen, 2019; IUCN, 2019).</w:t>
+      </w:r>
+    </w:p>
+    <w:p>
+      <w:r>
+        <w:rPr>
+          <w:b/>
+        </w:rPr>
+        <w:t>Blanksvart spiklav (NT)</w:t>
+      </w:r>
+      <w:r>
+        <w:t xml:space="preserve"> förekommer på torr, hård, gammal kärnved men även på äldre ytved av tall i naturskogsartade bestånd med begränsad brandpåverkan och ostörd hydrologi. Skogsbruksåtgärder på eller i närheten av lokaler med blanksvart spiklav utgör ett hot. Naturskogsartade öppna tall- och barrblandskogar med blanksvart spiklav indikerar höga biologiska värden och bör bevaras (SLU Artdatabanken, 2024).</w:t>
+      </w:r>
+    </w:p>
+    <w:p>
+      <w:r>
+        <w:rPr>
+          <w:b/>
+        </w:rPr>
+        <w:t xml:space="preserve">Blå taggsvamp (NT) </w:t>
+      </w:r>
+      <w:r>
+        <w:t xml:space="preserve">är en karaktärsart i såväl örtrika kalkbarrskogar som i torra sandtallskogar där det föreligger gammal skog med långvarig trädkontinuitet. Är sällsynt och mycket kravfull i södra och mellersta Sverige. Den hotas främst av skogsavverkning och tycks försvinna efter slutavverkning, markberedning och plantering. I kalkgranskogar verkar arten vara mycket känslig. Granskogar med arten bör formellt skydddas. Blå taggsvamp (NT) är typisk art för </w:t>
+      </w:r>
+      <w:r>
+        <w:rPr>
+          <w:i/>
+        </w:rPr>
+        <w:t>9010 Taiga</w:t>
+      </w:r>
+      <w:r>
+        <w:t xml:space="preserve"> (SLU Artdatabanken, 2024; Nitare &amp; Skogsstyrelsen, 2019).</w:t>
+      </w:r>
+    </w:p>
+    <w:p>
+      <w:r>
+        <w:rPr>
+          <w:b/>
+        </w:rPr>
+        <w:t>Blågrå svartspik (NT)</w:t>
+      </w:r>
+      <w:r>
+        <w:t xml:space="preserve"> växer på torr, hård ved av gamla, solbelysta torrakor, högstubbar av tall och grova döda grenar på levande tallar i öppna bestånd av naturskogskaraktär. Nästan alltid rör det sig om tjärrika torrträd och högstubbar (töreved, keloträd) som kan vara en bra bit över hundra år, i vissa fall sannolikt hundratals år gamla. Skogsbruk är idag det allvarligaste hotet. Ett långsiktigt hot är att nybildningen av gamla torrakor och högstubbar är en långsam process vilken ofta är beroende av skogsbrand. Nytt substrat bildas numera sannolikt nästan inte alls då antalet naturliga skogsbränder har minskat drastiskt på grund av effektivare brandbekämpning. Döda träd som lämnas efter avverkning är inte lämpliga för arten, eftersom dessa träd inte varit utsatta för skogsbrand och bildat tjärrik ved. Skogsbruksåtgärder på eller i närheten av växtplatserna bör undvikas. Naturskogsartade skogar med förekomst av arten indikerar höga biologiska värden och bör bevaras. Blågrå svartspik har en mycket begränsad utbredning utanför de nordiska länderna varför dessa länder har ett speciellt ansvar för arten (SLU Artdatabanken, 2024).</w:t>
+      </w:r>
+    </w:p>
+    <w:p>
+      <w:r>
+        <w:rPr>
+          <w:b/>
+        </w:rPr>
+        <w:t>Dropptaggsvamp (NT)</w:t>
+      </w:r>
+      <w:r>
+        <w:t xml:space="preserve"> bildar mykorrhiza med tall, främst i barrskog med trädkontinuitet, i magra, torra och ljusöppna lavtallskogar och i barrblandskogar med friskmossor och lingon i fältskiktet. Den totala populationen i landet har minskat och bedöms fortsätta minska till följd av slutavverkningar av tallskog. Det är högst oklart om arten långsiktigt kan etablera och reproducera sig i skogsbestånd som brukas med trakthyggesmetoder, markberedning, gödsling eller föryngring med förädlat plantmaterial. Uppfyller kriterierna för att bli rödlistad på grund av ny kunskap som visar att en större andel av populationen än tidigare bedömt är knuten till kontinuitetsbarrskog. Minskningstakten för den svenska populationen bedöms vara nära gränsvärdet för Sårbar (VU). Dropptaggsvamp är typisk art för </w:t>
+      </w:r>
+      <w:r>
+        <w:rPr>
+          <w:i/>
+        </w:rPr>
+        <w:t xml:space="preserve">9010 Taiga </w:t>
+      </w:r>
+      <w:r>
+        <w:t>(SLU Artdatabanken, 2026).</w:t>
+      </w:r>
+    </w:p>
+    <w:p>
+      <w:r>
+        <w:rPr>
+          <w:b/>
+        </w:rPr>
+        <w:t>Dvärgbägarlav (NT)</w:t>
+      </w:r>
+      <w:r>
+        <w:t xml:space="preserve"> förekommer över hela Sverige på gammal hård ved, huvudsakligen på tall men i södra Sverige även på ek. Veden utgörs framförallt av grova stubbar, lågor och grenar. Substratet har blivit sällsyntare och nybildning av substrat sker bara i begränsad omfattning. Arten hotas av att grova lågor blir allt sällsyntare i dagens kulturskogar samt att nybildningen av lämpliga substrat går mycket långsamt. En riklig tillgång på gamla tall- eller eklågor måste säkerställas på artens lokaler. Dvärgbägarlav är typisk art för </w:t>
+      </w:r>
+      <w:r>
+        <w:rPr>
+          <w:i/>
+        </w:rPr>
+        <w:t>9010 Taiga</w:t>
+      </w:r>
+      <w:r>
+        <w:t xml:space="preserve"> (SLU Artdatabanken, 2024; Nitare &amp; Skogsstyrelsen, 2019).</w:t>
+      </w:r>
+    </w:p>
+    <w:p>
+      <w:r>
+        <w:rPr>
+          <w:b/>
+        </w:rPr>
+        <w:t>Kolflarnlav (NT)</w:t>
+      </w:r>
+      <w:r>
+        <w:t xml:space="preserve"> är brandberoende och växer nästan uteslutande på kolad hård kärnved av tall. Etableringen verkar ske först 100–300 år efter brand och nytt substrat nybildas i mycket begränsad omfattning. Avverkning av tallskog av naturskogskaraktär med spår av återkommande bränder är ett hot och mängden lämplig ved att växa på för arten minskar dels på grund av naturlig nedbrytning men framförallt på grund av att det förstörs i samband med slutavverkningar, gallringar och markberedning. Såväl kolflarnlav som mörk kolflarnlav har glänsande bålfjäll och förekommer främst i tall- och blandbarrskogar av naturskogskaraktär med spår av återkommande bränder. Skogar som dessa hyser höga biologiska värden och bör skyddas. Kolflarnlav är typisk art för </w:t>
+      </w:r>
+      <w:r>
+        <w:rPr>
+          <w:i/>
+        </w:rPr>
+        <w:t>9010 Taiga</w:t>
+      </w:r>
+      <w:r>
+        <w:t xml:space="preserve"> (SLU Artdatabanken, 2024).</w:t>
+      </w:r>
+    </w:p>
+    <w:p>
+      <w:r>
+        <w:rPr>
+          <w:b/>
+        </w:rPr>
+        <w:t>Kortskaftad ärgspik (NT)</w:t>
+      </w:r>
+      <w:r>
+        <w:t xml:space="preserve"> förekommer i barrträdsdominerade skogar och växer nästan uteslutande på tallved. Den föredrar gamla högstubbar i fuktig och halvöppen miljö, t.ex. i myrkanter, sumpskog och brandpräglad skog. Arten indikerar kontinuerlig tillgång till gamla högstubbar i kombination med hög och jämn luftfuktighet. Skogsbruk på lokaler med kortskaftad ärgspik utgör ett hot. På lång sikt bildas färre lämpliga substrat än vad som försvinner. Avverkning av barrträdsdominerade bestånd av naturskogskaraktär utgör ett långsiktigt hot. Naturskogsartade bestånd med riklig förekomst av gamla och grova tallhögstubbar bör undantas från skogsbruk (SLU Artdatabanken, 2024).</w:t>
+      </w:r>
+    </w:p>
+    <w:p>
+      <w:r>
+        <w:rPr>
+          <w:b/>
+        </w:rPr>
+        <w:t>Lavskrika (NT, §4)</w:t>
+      </w:r>
+      <w:r>
+        <w:t xml:space="preserve"> är rödlistad som nära hotad och fridlyst enligt 4§ artskyddsförordningen. Den har minskat med 20 (10–30) % under de senaste 15 åren och minskningstakten bedöms vara nära gränsvärdet för sårbar (VU). Lavskrikan är en mycket stationär fågel, som häckar i äldre, slutna och hänglavsrika barrskogar. Nyckelfaktorer är flerskiktad skog med rik undervegetation samt riklig förekomst av hänglavar. Reviren är livslånga med hemområden som varierar mellan 50 och 150 ha. Inom ett revir av hög kvalitet finns det som regel ett eller flera kärnområden (1–20 ha) med relativt tät flerskiktad granskog. Arten missgynnas när flerskiktad skog omförs till enskiktade bestånd och även röjning och hård gallring är starkt negativt. Lavskrikan har relativt stora hemområden och försvinner när den äldre skogen fragmenteras, särskilt allvarligt är när kärnområdena avverkas. Den försvinner successivt framför allt vid dess utbredningsgränser och populationen har minskat kontinuerligt under 2000-talet. Lavskrika är typisk art för </w:t>
+      </w:r>
+      <w:r>
+        <w:rPr>
+          <w:i/>
+        </w:rPr>
+        <w:t>9010 Taiga</w:t>
+      </w:r>
+      <w:r>
+        <w:t xml:space="preserve"> (SLU Artdatabanken, 2026; Skogsstyrelsen 2016).</w:t>
+      </w:r>
+    </w:p>
+    <w:p>
+      <w:r>
+        <w:rPr>
+          <w:b/>
+        </w:rPr>
+        <w:t>Mjölsvärting (NT)</w:t>
+      </w:r>
+      <w:r>
+        <w:t xml:space="preserve"> växer i luckig barrskog, huvudsakligen på tallhed och i äldre skog. Mager, äldre tallskog och barrblandskog med lång trädkontinuitet bör undantas från trakthyggesbruk. Mjölsvärtingens lokaler är ofta nyckelbiotoper och bör då sparas i sin helhet (SLU Artdatabanken, 2024).</w:t>
+      </w:r>
+    </w:p>
+    <w:p>
+      <w:r>
+        <w:rPr>
+          <w:b/>
+        </w:rPr>
+        <w:t>Nordlig nållav (NT)</w:t>
+      </w:r>
+      <w:r>
+        <w:t xml:space="preserve"> signalerar alltid miljöer med höga naturvärden. På lokalerna förekommer nästan alltid andra rödlistade eller ovanliga arter knutna till gamla skogar. Alla skogsskötselåtgärder på eller i omedelbar närhet av lokalerna utgör ett hot. Några av lavens rikaste förekomster bör skyddas (SLU Artdatabanken, 2024; Nitare &amp; Skogsstyrelsen, 2019).</w:t>
+      </w:r>
+    </w:p>
+    <w:p>
+      <w:r>
+        <w:rPr>
+          <w:b/>
+        </w:rPr>
+        <w:t>Nordtagging (NT)</w:t>
+      </w:r>
+      <w:r>
+        <w:t xml:space="preserve"> växer främst på tallågor av grövre dimensioner och påträffas huvudsakligen i äldre skog som inte kalavverkats. Nordtaggingen missgynnas av att områden med äldre tallskog har minskat starkt. Bekämpning av skogsbränder, samtidigt som skogsbruket omvandlar naturligt glesa tallbestånd till likartade och betydligt tätare bestånd, har missgynnat arten. Bristen på gamla tallågor utgör på sikt ett allvarligt hot och återskapandet av lämpliga biotoper tar mycket lång tid. Områden med olikåldriga bestånd av tall och med stort inslag av äldre träd bör undantas från skoglig produktion (SLU Artdatabanken, 2024).</w:t>
+      </w:r>
+    </w:p>
+    <w:p>
+      <w:r>
+        <w:rPr>
+          <w:b/>
+        </w:rPr>
+        <w:t xml:space="preserve">Orange taggsvamp (NT) </w:t>
+      </w:r>
+      <w:r>
+        <w:t xml:space="preserve">bildar mykorrhiza med både gran och tall och den förekommer främst i äldre barrskogar med kontinuitetsskogskaraktär. Mest frekvent är den i äldre mossrik granskog, men då bara i skogar inom granens naturliga utbredningsområde och i bestånd med långvarig grankontinuitet. Den totala populationen i landet bedöms ha minskat kraftigt och fortsatt kommer att minska då arten är knuten till en produktiv skogsmiljö som successivt avverkas. Arten hotas främst av skogsavverkning och tycks försvinna efter slutavverkning, markberedning och plantering och det är inte känt att arten har återkommit i anlagd skog på tidigare kalmark. Orange taggsvamp är typisk art för </w:t>
+      </w:r>
+      <w:r>
+        <w:rPr>
+          <w:i/>
+        </w:rPr>
+        <w:t>9010 Taiga</w:t>
+      </w:r>
+      <w:r>
+        <w:t xml:space="preserve"> (SLU Artdatabanken, 2024).</w:t>
+      </w:r>
+    </w:p>
+    <w:p>
+      <w:r>
+        <w:rPr>
+          <w:b/>
+        </w:rPr>
+        <w:t xml:space="preserve">Skarp dropptaggsvamp (NT) </w:t>
+      </w:r>
+      <w:r>
+        <w:t>bildar mykorrhiza med både gran och tall, främst i barrskogar med trädkontinuitet. Arten uppträder dels i näringsrik kalkbarrskog och dels i sur lavtallskog. Kalkbarrskogarna är ofta grandominerade, olikåldriga och skiktade på frisk mark med ett örtrikt vegetationsskikt. Lavtallskogarna är i regel magra, torra, ljusöppna och ofta brandpräglade. Den totala populationen i landet har minskat och bedöms fortsätta minska till följd av avverkning av äldre barrskogar. Arten har begränsad förmåga att återetablera sig efter slutavverkning eller andra storskaliga skogsbruksåtgärder. Det saknas indikationer på att arten långsiktigt kan etablera eller reproducera sig i skogsbestånd som brukas med metoder som trakthyggesbruk, markberedning, gödsling eller föryngring med förädlat plantmaterial. Minskningstakten för den svenska populationen bedöms vara nära gränsvärdet för Sårbar (VU) (SLU Artdatabanken, 2026).</w:t>
+      </w:r>
+    </w:p>
+    <w:p>
+      <w:r>
+        <w:rPr>
+          <w:b/>
+        </w:rPr>
+        <w:t>Tallriska (NT)</w:t>
+      </w:r>
+      <w:r>
+        <w:t xml:space="preserve"> bildar mykorrhiza med tall och växer i äldre, mager och torr tallskog med lång trädkontinuitet, såsom tallhedar och sandtallskogar. Arten hotas huvudsakligen av avverkning av äldre tallskogar och på kända lokaler bör slutavverkning, markberedning och gödsling undvikas (SLU Artdatabanken, 2024).</w:t>
+      </w:r>
+    </w:p>
+    <w:p>
+      <w:r>
+        <w:rPr>
+          <w:b/>
+        </w:rPr>
+        <w:t>Talltagel (NT)</w:t>
+      </w:r>
+      <w:r>
+        <w:t xml:space="preserve"> är en boreal art som förekommer på tall i äldre, öppna tallskogar. Den påverkas negativt av brist på kontinuitetsskog och minskningstakten bedöms vara nära gränsvärdet för Sårbar (VU). Talltagel är typisk art för </w:t>
+      </w:r>
+      <w:r>
+        <w:rPr>
+          <w:i/>
+        </w:rPr>
+        <w:t>9010 Taiga</w:t>
+      </w:r>
+      <w:r>
+        <w:t xml:space="preserve"> (SLU Artdatabanken, 2026).</w:t>
+      </w:r>
+    </w:p>
+    <w:p>
+      <w:r>
+        <w:rPr>
+          <w:b/>
+        </w:rPr>
+        <w:t xml:space="preserve">Talltaggsvamp (NT) </w:t>
+      </w:r>
+      <w:r>
+        <w:t>förekommer främst i tallnaturskogar eller tallskogar av kontinuitetsskogskaraktär där den bildar mykorrhiza med tall. Särskilt frekvent är den i sandtallskogar med inslag av gamla träd, t.ex. på grusåsar, stränder och sandhedar. Arten hotas främst av skogsavverkning och tycks försvinna efter slutavverkning, markberedning och plantering. Talltaggsvamp är globalt rödlistad som nära hotad (NT) vilket innebär att Sverige har ett internationellt ansvar för arten (IUCN, 2025; SLU Artdatabanken, 2024).</w:t>
+      </w:r>
+    </w:p>
+    <w:p>
+      <w:r>
+        <w:rPr>
+          <w:b/>
+        </w:rPr>
+        <w:t>Talltita (NT, §4)</w:t>
+      </w:r>
+      <w:r>
+        <w:t>, rödlistad som nära hotad och prioriterad art i Skogsvårdslagen, har häckningsrevir i anmälan. Arten har minskat kraftigt de senaste 30 åren och minskningstakten innevarande 10-årsperiod beräknas till 20 (10–30) %. Talltitan är synnerligen trogen sitt cirka 15 hektar stora revir och är beroende av flerskiktade olikåldriga skogar för att kunna föda upp sina ungar. Talltitan försvinner om dess livsmiljö kalavverkas (Eggers &amp; Low, 2014; Ekman, 1979; Griesser et al, 2007; Klein, 2020; Siffczyk et al, 2003; SLU Artdatabanken, 2021).</w:t>
+      </w:r>
+    </w:p>
+    <w:p>
+      <w:r>
+        <w:rPr>
+          <w:b/>
+        </w:rPr>
+        <w:t>Vedflamlav (NT)</w:t>
+      </w:r>
+      <w:r>
+        <w:t xml:space="preserve"> växer på gammal hård och torr, exponerad kärnved av tall, främst på högstubbar i ljusöppna lägen, t.ex. vid och på myrar, sjökanter, i glesa hällmarkskogar och i brandpräglade tallnaturskogar. Substratet nyskapas i begränsad omfattning och arten är en utmärkt indikator på höga naturvärden i denna skogstyp. Tall- och barrblandskogar med naturskogskaraktär och spår av bränder har ofta höga biologiska värden och bör skyddas. På vedflamlavens bål kan den sällsynta spiklaven/parasiten </w:t>
+      </w:r>
+      <w:r>
+        <w:rPr>
+          <w:i/>
+        </w:rPr>
+        <w:t>Calicium ramboldiicola</w:t>
+      </w:r>
+      <w:r>
+        <w:t xml:space="preserve"> (VU) påträffas (SLU Artdatabanken, 2026).</w:t>
+      </w:r>
+    </w:p>
+    <w:p>
+      <w:r>
+        <w:rPr>
+          <w:b/>
+        </w:rPr>
+        <w:t>Vedskivlav (NT)</w:t>
+      </w:r>
+      <w:r>
+        <w:t xml:space="preserve"> växer på gammal, torr, exponerad, hård kärnved av framförallt tall i naturskogsartade bestånd. Avverkning av tallskog av naturskogskaraktär med spår av återkommande bränder är ett hot. Mängden lämplig ved att växa på för vedskivlav minskar, dels på grund av naturlig nedbrytning men framförallt på grund av att de förstörs i samband med slutavverkningar, gallringar och markberedning. Tall- och blandbarrskogar av naturskogskaraktär med spår av återkommande bränder bör skyddas. Vedskivlav är typisk art för </w:t>
+      </w:r>
+      <w:r>
+        <w:rPr>
+          <w:i/>
+        </w:rPr>
+        <w:t>9010 Taiga</w:t>
+      </w:r>
+      <w:r>
+        <w:t xml:space="preserve"> (SLU Artdatabanken, 2024).</w:t>
+      </w:r>
+    </w:p>
+    <w:p>
+      <w:r>
+        <w:rPr>
+          <w:b/>
+        </w:rPr>
+        <w:t>Vitplätt (NT)</w:t>
+      </w:r>
+      <w:r>
+        <w:t xml:space="preserve"> är en nedbrytare av död, hård och torr tallved och orsakar brunröta. Den förekommer mest i äldre, naturskogsliknande tallskog eller blandskog med äldre tall. Arten hotas av avverkning av gammal, senvuxen tall. I södra Sverige råder brist på lämpliga habitat och arten kan inte längre sprida sig utanför sina få kända växtplatser. Lokaler med gammal tall bör undantas från skogsbruk, i synnerhet i södra Sverige (SLU Artdatabanken, 2024).</w:t>
+      </w:r>
+    </w:p>
+    <w:p>
+      <w:r>
+        <w:rPr>
+          <w:b/>
+        </w:rPr>
+        <w:t xml:space="preserve">Vedticka </w:t>
+      </w:r>
+      <w:r>
+        <w:t xml:space="preserve">är en bra signalart söder om den naturliga norrlandsgränsen. Den är huvudsakligen knuten till äldre barrskogar där det föreligger långvarig kontinuitet av död barrved. Vedticka är typisk art för </w:t>
+      </w:r>
+      <w:r>
+        <w:rPr>
+          <w:i/>
+        </w:rPr>
+        <w:t xml:space="preserve">9010 Taiga </w:t>
+      </w:r>
+      <w:r>
+        <w:t>(Nitare &amp; Skogsstyrelsen, 2019; SLU Artdatabanken, 2025).</w:t>
+      </w:r>
+    </w:p>
+    <w:p>
+      <w:r>
+        <w:rPr>
+          <w:b/>
+        </w:rPr>
+        <w:t>Spillkråka (§4)</w:t>
+      </w:r>
+      <w:r>
+        <w:t xml:space="preserve"> omfattas av bilaga 1 i EU:s fågeldirektiv och är typisk art för </w:t>
+      </w:r>
+      <w:r>
+        <w:rPr>
+          <w:i/>
+        </w:rPr>
+        <w:t xml:space="preserve">9010 Taiga </w:t>
+      </w:r>
+      <w:r>
+        <w:t>och</w:t>
+      </w:r>
+      <w:r>
+        <w:rPr>
+          <w:i/>
+        </w:rPr>
+        <w:t xml:space="preserve"> 9740 Skogsbevuxen myr</w:t>
+      </w:r>
+      <w:r>
+        <w:t>. Den behöver grova träd, främst tall, asp och bok som boträd. Skogsbruk med korta omloppstider och täta, homogena ungskogar utgör det största hotet. Spillkråka är en nyckelart i skogliga miljöer vars övergivna bohål utnyttjas av flera andra hålhäckande fågelarter och fladdermöss, däribland pärluggla (EN, §4), knipa (§4), salskrake (§4) och skogsduva (§4). Hökuggla (VU, §4) och slaguggla (§4) häckar ofta i högstubbar som brutits av i höjd med ett gammalt spillkråkebo (SLU Artdatabanken, 2026; Skogsstyrelsen, 2016).</w:t>
+      </w:r>
+    </w:p>
+    <w:p>
+      <w:pPr>
+        <w:pStyle w:val="Heading1"/>
+      </w:pPr>
+      <w:r>
+        <w:t>EU:s fågeldirektiv</w:t>
+      </w:r>
+    </w:p>
+    <w:p>
+      <w:r>
+        <w:t xml:space="preserve">Europeiska unionens medlemsländer är skyldiga att agera i enlighet med EU:s fågeldirektiv där det uttryckligen står att direktivet gäller för fåglar samt för deras ägg, bon och </w:t>
       </w:r>
       <w:r>
         <w:rPr>
@@ -118,30 +557,75 @@
       </w:r>
     </w:p>
     <w:p>
+      <w:pPr>
+        <w:pStyle w:val="Heading1"/>
+      </w:pPr>
+      <w:r>
+        <w:t>Typiska arter och EU:s art- och habitatdirektiv</w:t>
+      </w:r>
+    </w:p>
+    <w:p>
+      <w:r>
+        <w:t>Typiska arter används för att lokalisera områden med gynnsam bevarandestatus för de naturtyper som är listade i EU:s art- och habitatdirektiv. Ett exempel är Västlig taiga (EU-kod 9010) som saknar gynnsam bevarandestatus och minskar starkt som naturtyp i Sverige. Naturvårdsverket skriver i sin vägledning för Västlig taiga att dylika miljöer förutsätter normalt att skogarna skyddas långsiktigt, eftersom skogsbruk inte är förenligt med bevarande av naturtypen i gynnsamt tillstånd (Naturvårdsverket, 2011).</w:t>
+      </w:r>
+    </w:p>
+    <w:p>
+      <w:r>
+        <w:t>Följande typiska arter har sina livsmiljöer och växtplatser i den avverkningsanmälda skogen: fläckporing (VU, T), gräddporing (VU, T), blå taggsvamp (NT, T), dropptaggsvamp (NT, T), dvärgbägarlav (NT, T), kolflarnlav (NT, T), lavskrika (NT, T, §4), orange taggsvamp (NT, T), talltagel (NT, T), vedskivlav (NT, T), vedticka (S, T) och spillkråka (T, §4).</w:t>
+      </w:r>
+    </w:p>
+    <w:p>
+      <w:r>
+        <w:t>Enligt Sveriges Artikel 17 rapportering 2013 och 2019 till EU, har naturtypen Västlig taiga (9010) dålig bevarandestatus med negativ trend inom Sveriges boreala region. Skogsbruksåtgärder som avverkning, röjning och gallring pekas ut som några av de främst bidragande orsakerna till naturtypens dåliga status och negativa trend (SLU Artdatabanken, 2019). I EU:s uppföljning av tillståndet för naturtyperna i Skandinavien 2013 – 2018 framgår det att i den boreala regionen är tillståndet så dåligt för Västlig taiga (9010) att habitatet löper allvarlig risk att försvinna regionalt (EEA, 2022). Det allvarliga läget för den biologiska mångfalden i skogen framhålls även i Skogsstyren rapport 2026/07:</w:t>
+      </w:r>
+    </w:p>
+    <w:p>
+      <w:r>
+        <w:rPr>
+          <w:i/>
+        </w:rPr>
+        <w:t>"All avverkning av kända skogliga värdekärnor och sannolika kontinuitetsskogar behöver upphöra för att fylla bristen om 1,56 miljoner hektar bevarad livsmiljötyp. På grund av begränsade kvarvarande arealer av värdekärnor, naturskogar och kontinuitetsskogar leder fortsatt förlust av dessa till en påtaglig risk för långsiktigt negativa effekter för biologisk mångfald i skogslandskapet. Att de återstående arealerna bevaras och ges ett långsiktigt skydd bedöms därför vara av avgörande betydelse."</w:t>
+      </w:r>
+      <w:r>
+        <w:t xml:space="preserve"> (Skogsstyrelsen, 2026).</w:t>
+      </w:r>
+    </w:p>
+    <w:p>
+      <w:r>
+        <w:t>Trots detta har statusen för Västlig taiga ändrats till otillräcklig i stället för dålig i den senaste Artikel 17 rapporteringen 2025. Av Naturvårdsverkets rapport framgår det dock att de ändrade statusbedömningarna jämfört med rapporteringen 2019 inte beror på faktiska miljöförändringar. Ändringarna är av teknisk karaktär och främst en följd av resultaten från genomförda regeringsuppdrag och beslut inför rapporteringen 2025. Det är alltså politisk styrning i stället för faktiska förhållanden i naturen som ändrat på naturtypernas status i rapporteringen, vilket rimmar dåligt med såväl art- och habitatdirektivets syften och mål som med naturrestaureringsförordningen. I praktiken har dock Sveriges nya sätt att rapportera bevarandestatus till EU inte någon betydelse eftersom Naturvårdsverkets rapportering 2025 visar att Västlig taiga</w:t>
+      </w:r>
       <w:r>
         <w:rPr>
           <w:b/>
         </w:rPr>
-        <w:t>Spillkråka (NT, §4)</w:t>
-      </w:r>
-      <w:r>
-        <w:t xml:space="preserve"> är rödlistad som nära hotad och ingår i bilaga 1 i EU:s fågeldirektiv. Den minskar i population på grund av minskad tillgång på lämpliga bo- och födoträd och minskad födotillgång. Spillkråkans minskningstakt har uppgått till 19 (24-10) % under de senaste 15 åren. Minskningstakten för den svenska populationen bedöms vara nära gränsvärdet för Sårbar (VU) (A2bc). Skogsbruk med korta omloppstider och täta, homogena ungskogar utgör det största hotet, (SLU Artdatabanken, 2023).</w:t>
+        <w:t xml:space="preserve"> </w:t>
+      </w:r>
+      <w:r>
+        <w:t>inte har gynnsam bevarandestatus.</w:t>
       </w:r>
     </w:p>
     <w:p>
+      <w:r>
+        <w:t>Åtgärder som vidtas i enlighet med art- och habitatdirektivet ska enligt Artikel 2 syfta till att bibehålla eller återställa en gynnsam bevarandestatus hos livsmiljöer samt arter och vilda djur och växter av gemenskapsintresse. Enligt prejudikat från EU-domstolen ska en skogsbruksverksamhet utföras på ett sådant sätt som utgör ett förebyggande och hållbart skogsbruk för att betraktas som förenlig med bevarandekraven i direktivet (se EU-domstolens dom i de förenade målen C 473-19 och C 474-19).</w:t>
+      </w:r>
+    </w:p>
+    <w:p>
+      <w:r>
+        <w:t xml:space="preserve">Av artikel 1.e samma direktiv framgår att en livsmiljös bevarandestatus anses " gynnsam" när — dess naturliga utbredningsområde och de ytor den täcker inom detta område är stabila eller ökande, och — den särskilda struktur och de särskilda funktioner som är nödvändiga för att den skall kunna bibehållas på lång sikt finns, och sannolikt kommer att finnas under en överskådlig framtid, och — bevarandestatusen hos dess </w:t>
+      </w:r>
       <w:r>
         <w:rPr>
           <w:b/>
         </w:rPr>
-        <w:t>Talltita (NT, §4)</w:t>
-      </w:r>
-      <w:r>
-        <w:t>, rödlistad som nära hotad och prioriterad art i Skogsvårdslagen har häckningsrevir i anmälan.  Arten har minskat kraftigt de senaste 30 åren och minskningstakten innevarande 10-årsperiod beräknas till 20 (10-30) %. Talltitan är synnerligen trogen sitt cirka 15 hektar stora revir och är beroende av flerskiktade olikåldriga skogar för att kunna föda upp sina ungar. Talltitan försvinner om dess livsmiljö kalavverkas (Eggers &amp; Low (2014); Ekman (1979); Griesser et al (2007); Klein (2020); Siffczyk et al (2003); SLU Artdatabanken (2021).</w:t>
+        <w:t>typiska arter</w:t>
+      </w:r>
+      <w:r>
+        <w:t xml:space="preserve"> är gynnsam enligt definitionen i artikel 1.i.</w:t>
       </w:r>
     </w:p>
     <w:p>
       <w:r>
-        <w:t>I BILAGA 1 finns mer detaljerad information om ekologi samt krav på livsmiljö hos fridlysta arter.</w:t>
+        <w:t>EU-direktiv är bindande för EU:s medlemsländer varvid det ankommer på Skogsstyrelsen som nationell tillsynsmyndighet att beakta syftet med EU:s art- och habitatdirektiv vid prövningen av en skogsbruksverksamhet, se Rådets direktiv 92/43/EEG. Se ytterligare information om EU:s livsmiljödirektiv i bilaga 2.</w:t>
       </w:r>
     </w:p>
     <w:p>
@@ -154,7 +638,7 @@
         <w:pStyle w:val="Title"/>
       </w:pPr>
       <w:r>
-        <w:t>BILAGA 1 - Fridlysta arter</w:t>
+        <w:t>BILAGA 1 – Fridlysta arter</w:t>
       </w:r>
     </w:p>
     <w:p>
@@ -162,12 +646,49 @@
         <w:pStyle w:val="Heading1"/>
       </w:pPr>
       <w:r>
-        <w:t>Spillkråka – ekologi samt krav på livsmiljön</w:t>
+        <w:t>Lavskrika – ekologi samt krav på livsmiljön</w:t>
       </w:r>
     </w:p>
     <w:p>
       <w:r>
-        <w:t>Spillkråka (NT) är rödlistad som nära hotad, fridlyst enligt §4 Artskyddsförordningen och ingår i bilaga 1 i EU:s fågeldirektiv. Spillkråka lever i både barr- och blandskog liksom i ren lövskog. De tätaste populationerna tenderar att finnas i äldre, variationsrik blandskog med gott om död ved och gamla träd. Varje par utnyttjar 400-1 000 hektar skog beroende på skogens kvalitet. En minskning av populationen pågår på grund av minskad tillgång på lämpliga bo- och födoträd och minskad födotillgång. Spillkråkans minskningstakt har uppgått till 19 (24-10) % under de senaste 15 åren. Skogsbruk med korta omloppstider och täta, homogena ungskogar utgör det största hotet (Artdatabanken 2023).</w:t>
+        <w:t>Lavskrika är rödlistad som nära hotad (NT), fridlyst enligt 4 § artskyddsförordningen (2007:845) och ingår i förteckningen över prioriterade arter i Skogsstyrelsens föreskrifter och allmänna råd (SKSFS 2011:7) bilaga 4. Lavskrikan är en mycket stationär fågel, som häckar i äldre, slutna och hänglavsrika barrskogar. Nyckelfaktorer är flerskiktad skog med rik undervegetation samt riklig förekomst av hänglavar (SLU Artdatabanken, 2026).</w:t>
+      </w:r>
+    </w:p>
+    <w:p>
+      <w:r>
+        <w:t xml:space="preserve">I Skogsstyrelsens vägledning för hänsyn till fåglar står bland annat att: </w:t>
+      </w:r>
+      <w:r>
+        <w:rPr>
+          <w:i/>
+        </w:rPr>
+        <w:t>“Reviren är livslånga med hemområden som varierar mellan 50 och 150 ha. Hemområdena har inga fasta gränser utan det handlar mera om de yttre gränserna för familjegruppernas rörelser. Lavskrikan undviker att förflytta sig över stora öppna områden och hemområdesstorleken är därför större i områden fragmenterade av hyggen och yngre skog än i områden med i sammanhängande äldre skog. Det finns studier som antyder att det inom ett revir bör finnas maximalt 15 % öppna ytor och ungskog. Inom ett revir av hög kvalitet finns det som regel ett eller flera kärnområden (1–20 ha) med relativt tät flerskiktad granskog.”</w:t>
+      </w:r>
+      <w:r>
+        <w:t xml:space="preserve"> Vidare att: </w:t>
+      </w:r>
+      <w:r>
+        <w:rPr>
+          <w:i/>
+        </w:rPr>
+        <w:t>“Arten missgynnas när flerskiktad skog omförs till enskiktade bestånd. Även skogsskötsel med återkommande röjning och hård gallring är starkt negativt. Lavskrikan har relativt stora hemområden och försvinner när den äldre skogen fragmenteras, särskilt allvarligt är när kärnområdena avverkas.”</w:t>
+      </w:r>
+      <w:r>
+        <w:t xml:space="preserve"> (Skogsstyrelsen 2016).</w:t>
+      </w:r>
+    </w:p>
+    <w:p>
+      <w:r>
+        <w:t xml:space="preserve">Populationen har minskat med 20 (10–30) % under de senaste 15 åren och minskningstakten bedöms vara nära gränsvärdet för sårbar (VU). Arten försvinner successivt framför allt vid dess utbredningsgränser och populationen har minskat kontinuerligt under 2000-talet. Lavskrika är typisk art för </w:t>
+      </w:r>
+      <w:r>
+        <w:rPr>
+          <w:i/>
+        </w:rPr>
+        <w:t>9010 Taiga</w:t>
+      </w:r>
+      <w:r>
+        <w:t xml:space="preserve"> (SLU Artdatabanken, 2026).</w:t>
       </w:r>
     </w:p>
     <w:p>
@@ -175,12 +696,26 @@
         <w:pStyle w:val="Heading2"/>
       </w:pPr>
       <w:r>
-        <w:t>Referenser - spillkråka</w:t>
+        <w:t>Referenser – lavskrika</w:t>
       </w:r>
     </w:p>
     <w:p>
       <w:r>
-        <w:t xml:space="preserve">SLU Artdatabanken, 2021. </w:t>
+        <w:t xml:space="preserve">Skogsstyrelsen, 2016. </w:t>
+      </w:r>
+      <w:r>
+        <w:rPr>
+          <w:i/>
+        </w:rPr>
+        <w:t xml:space="preserve">Vägledning för hänsyn till fåglar – lavskrika. </w:t>
+      </w:r>
+      <w:r>
+        <w:t>https://www.skogsstyrelsen.se/globalassets/lag-och-tillsyn/artskydd/vagledningar-for-hansyn-till-faglar/lavskrika-vagledning-hansyn.pdf</w:t>
+      </w:r>
+    </w:p>
+    <w:p>
+      <w:r>
+        <w:t xml:space="preserve">SLU Artdatabanken, 2026. </w:t>
       </w:r>
       <w:r>
         <w:rPr>
@@ -202,7 +737,7 @@
     </w:p>
     <w:p>
       <w:r>
-        <w:t xml:space="preserve">Talltita är rödlistad som NT, fridlyst och prioriterad art i Skogsvårdslagen. Den omfattas av EU:s fågeldirektiv. Arten har minskat kraftigt de senaste 30 åren och minskningstakten innevarande 10-årsperiod beräknas till 20 (10-30) % (SLU Artdatabanken, 2022). </w:t>
+        <w:t>Talltita är rödlistad som NT, fridlyst och prioriterad art i Skogsvårdslagen. Den omfattas av EU:s fågeldirektiv. Arten har minskat kraftigt de senaste 30 åren och minskningstakten innevarande 10-årsperiod beräknas till 20 (10–30) % (SLU Artdatabanken, 2022).</w:t>
       </w:r>
     </w:p>
     <w:p>
@@ -225,7 +760,7 @@
         <w:pStyle w:val="Heading2"/>
       </w:pPr>
       <w:r>
-        <w:t>Referenser - talltita</w:t>
+        <w:t>Referenser – talltita</w:t>
       </w:r>
     </w:p>
     <w:p>
@@ -239,7 +774,7 @@
         <w:t xml:space="preserve">Differential demographic responses of sympatric Parids to vegetation management in boreal forest. </w:t>
       </w:r>
       <w:r>
-        <w:t xml:space="preserve">For. Ecol. Manage. 319, 169–175. </w:t>
+        <w:t>For. Ecol. Manage. 319, 169–175.</w:t>
       </w:r>
     </w:p>
     <w:p>
@@ -253,7 +788,7 @@
         <w:t xml:space="preserve">Coherence, composition and territories of winter social groups of the Willow Tit Parus montanus and the Crested Tit P. cristatus. </w:t>
       </w:r>
       <w:r>
-        <w:t xml:space="preserve">Ornis Scandinavica, 10, pp 56-68 </w:t>
+        <w:t>Ornis Scandinavica, 10, pp 56–68</w:t>
       </w:r>
     </w:p>
     <w:p>
@@ -267,7 +802,7 @@
         <w:t xml:space="preserve">Impact of forestry practices on fitness correlates and population productivity in an open-nesting bird species. </w:t>
       </w:r>
       <w:r>
-        <w:t xml:space="preserve">Conserv. Biol. 21, 767–774. https://doi.org/10.1111/j.1523- 1739.2007.00675.x </w:t>
+        <w:t>Conserv. Biol. 21, 767–774. https://doi.org/10.1111/j.1523- 1739.2007.00675.x</w:t>
       </w:r>
     </w:p>
     <w:p>
@@ -309,7 +844,7 @@
         <w:t xml:space="preserve">Artfaktablad. Naturvård – artfakta. </w:t>
       </w:r>
       <w:r>
-        <w:t xml:space="preserve">SLU Artdatabanken, Uppsala </w:t>
+        <w:t>SLU Artdatabanken, Uppsala</w:t>
       </w:r>
     </w:p>
     <w:p>
@@ -317,12 +852,35 @@
         <w:pStyle w:val="Heading1"/>
       </w:pPr>
       <w:r>
-        <w:t>Tjäder – ekologi samt krav på livsmiljön</w:t>
+        <w:t>Spillkråka – ekologi samt krav på livsmiljön</w:t>
       </w:r>
     </w:p>
     <w:p>
       <w:r>
-        <w:t xml:space="preserve">Tjäder (§4) är en utpräglad skogsfågel knuten till större sammanhängande barrskogsområden. Tupparna och hönorna utnyttjar till viss del olika miljöer, och   habitatvalet varierar dessutom mellan olika delar av året. För att det ska finnas livskraftiga tjäderbestånd krävs funktionella skogslandskap med en blandning av uppvuxen, gles och luckig skog, täta sumpskogar, myrar och andra små våtmarker. Arten försvinner när skogen fragmenteras och den sammanlagda arealen hyggen och andra öppna områden blir för stor. Ett småskaligt och försiktigt virkesuttag genom hyggesfria metoder kan i vissa fall vara möjligt i området inom 200 m från lekcentrum. Längre ut från lekcentrum, inom 200–500 m bör den avverkade ytan inte överskrida 1 hektar för att undvika alltför stora och snabba förändringar. </w:t>
+        <w:t xml:space="preserve">Spillkråka (§4) ingår i bilaga 1 EU:s fågeldirektiv och är typisk art för </w:t>
+      </w:r>
+      <w:r>
+        <w:rPr>
+          <w:i/>
+        </w:rPr>
+        <w:t xml:space="preserve">9010 Taiga </w:t>
+      </w:r>
+      <w:r>
+        <w:t>och</w:t>
+      </w:r>
+      <w:r>
+        <w:rPr>
+          <w:i/>
+        </w:rPr>
+        <w:t xml:space="preserve"> 9740 Skogsbevuxen myr</w:t>
+      </w:r>
+      <w:r>
+        <w:t>. Den lever i både barr- och blandskog liksom i ren lövskog. De tätaste populationerna tenderar att finnas i äldre, variationsrik blandskog med gott om död ved och gamla träd. Varje par utnyttjar 400–1000 hektar skog beroende på skogens kvalitet. Skogsbruk med korta omloppstider och täta, homogena ungskogar utgör det största hotet (SLU Artdatabanken, 2026).</w:t>
+      </w:r>
+    </w:p>
+    <w:p>
+      <w:r>
+        <w:t>Spillkråka är en nyckelart i skogliga miljöer vars övergivna bohål utnyttjas av flera andra hålhäckande fågelarter och fladdermöss, däribland pärluggla (EN, §4), knipa (§4), salskrake (§4) och skogsduva (§4). Hökuggla (VU, §4) och slaguggla (§4) häckar ofta i högstubbar som brutits av i höjd med ett gammalt spillkråkebo (Skogsstyrelsen, 2016).</w:t>
       </w:r>
     </w:p>
     <w:p>
@@ -330,21 +888,283 @@
         <w:pStyle w:val="Heading2"/>
       </w:pPr>
       <w:r>
-        <w:t>Referenser - tjäder</w:t>
+        <w:t>Referenser – spillkråka</w:t>
       </w:r>
     </w:p>
     <w:p>
       <w:r>
-        <w:t xml:space="preserve">Skogsstyrelsen, 2019. </w:t>
+        <w:t xml:space="preserve">Skogsstyrelsen, 2016. </w:t>
       </w:r>
       <w:r>
         <w:rPr>
           <w:i/>
         </w:rPr>
-        <w:t xml:space="preserve">Vägledning för hänsyn till fåglar – tjäder. </w:t>
-      </w:r>
-      <w:r>
-        <w:t>https://www.skogsstyrelsen.se/globalassets/lag-och-tillsyn/artskydd/vagledningar-for-hansyn-till-faglar/tjader-vagledning-hansyn2.pdf</w:t>
+        <w:t xml:space="preserve">Vägledning för hänsyn till spillkråka. </w:t>
+      </w:r>
+      <w:r>
+        <w:t>Vägledningar och kunskapsstöd artskydd – Skogsstyrelsen.</w:t>
+      </w:r>
+    </w:p>
+    <w:p>
+      <w:r>
+        <w:t xml:space="preserve">SLU Artdatabanken, 2026. </w:t>
+      </w:r>
+      <w:r>
+        <w:rPr>
+          <w:i/>
+        </w:rPr>
+        <w:t xml:space="preserve">Artfaktablad. Naturvård – artfakta. </w:t>
+      </w:r>
+      <w:r>
+        <w:t>SLU Artdatabanken, Uppsala.</w:t>
+      </w:r>
+    </w:p>
+    <w:p>
+      <w:r>
+        <w:br w:type="page"/>
+      </w:r>
+    </w:p>
+    <w:p>
+      <w:pPr>
+        <w:pStyle w:val="Title"/>
+      </w:pPr>
+      <w:r>
+        <w:t>BILAGA 2 – EU:s art- och habitatdirektiv, fågeldirektiv och naturrestaureringsförordning</w:t>
+      </w:r>
+    </w:p>
+    <w:p>
+      <w:pPr>
+        <w:pStyle w:val="Heading2"/>
+      </w:pPr>
+      <w:r>
+        <w:t>Förenlighet med EU-direktiv</w:t>
+      </w:r>
+    </w:p>
+    <w:p>
+      <w:r>
+        <w:t>EU-direktiv är bindande för EU:s medlemsländer varvid det ankommer på Skogsstyrelsen som nationell tillsynsmyndighet att beakta syftet med EU:s art- och habitatdirektiv respektive fågeldirektiv vid prövningen av en skogsbruksverksamhet, se Rådets direktiv 92/43/EEG samt 2009/147/EG. Nationella regler som omfattas av ett EU-direktiv ska enligt fast rättspraxis tolkas i enlighet med direktivet, vilket medför en skyldighet för myndigheten att tolka bestämmelser i nationell rätt i ljuset av direktivets ordalydelse, sammanhang och de mål som eftersträvas med direktivet (se EU-domstolens dom i mål C 477/19).</w:t>
+      </w:r>
+    </w:p>
+    <w:p>
+      <w:r>
+        <w:t>EU:s medlemsstater åläggs i Artikel 3 i fågeldirektivet generella skyldigheter avseende skydd, bevarande och återställande av tillräckligt stora och varierande livsmiljöer för de fågelarter som omfattas av direktivet. Medlemsstaterna ska vidta de åtgärder som är nödvändiga för att bibehålla populationen av fågelarterna på en nivå som svarar särskilt mot ekologiska, vetenskapliga och kulturella behov, eller återupprätta populationen av dessa arter till en sådan nivå (se Europaparlamentets och rådets direktiv 2009/147/EG).</w:t>
+      </w:r>
+    </w:p>
+    <w:p>
+      <w:r>
+        <w:t>Åtgärder som vidtas i enlighet med art- och habitatdirektivet (92/43/EEG) ska enligt Artikel 2 syfta till att bibehålla eller återställa en gynnsam bevarandestatus hos livsmiljöer samt arter och vilda djur och växter av gemenskapsintresse. Enligt prejudikat från EU-domstolen ska en skogsbruksverksamhet utföras på ett sådant sätt som utgör ett förebyggande och hållbart skogsbruk för att betraktas som förenlig med bevarandekraven i direktivet (se EU-domstolens dom i de förenade målen C 473-19 och C 474-19).</w:t>
+      </w:r>
+    </w:p>
+    <w:p>
+      <w:r>
+        <w:t xml:space="preserve">Av artikel 1.e samma direktiv framgår att en livsmiljös bevarandestatus anses " gynnsam" när — dess naturliga utbredningsområde och de ytor den täcker inom detta område är stabila eller ökande, och — den särskilda struktur och de särskilda funktioner som är nödvändiga för att den skall kunna bibehållas på lång sikt finns, och sannolikt kommer att finnas under en överskådlig framtid, och — bevarandestatusen hos dess </w:t>
+      </w:r>
+      <w:r>
+        <w:rPr>
+          <w:b/>
+        </w:rPr>
+        <w:t>typiska arter</w:t>
+      </w:r>
+      <w:r>
+        <w:t xml:space="preserve"> är gynnsam enligt definitionen i artikel 1.i. Typiska arter används för att lokalisera områden med gynnsam bevarandestatus för de naturtyper som ingår i EU:s art- och habitatdirektiv.</w:t>
+      </w:r>
+    </w:p>
+    <w:p>
+      <w:r>
+        <w:t>Västlig taiga (EU-kod 9010) saknar gynnsam bevarandestatus och minskar starkt som naturtyp i Sverige. Naturvårdsverket skriver i sin vägledning för västlig taiga att dylika miljöer förutsätter normalt att skogarna skyddas långsiktigt, eftersom skogsbruk inte är förenligt med bevarande av naturtypen i gynnsamt tillstånd (Naturvårdsverket, 2011). Enligt Sveriges Artikel 17 rapportering 2013 och 2019 till EU, har naturtypen Västlig taiga (9010) dålig bevarandestatus med negativ trend inom Sveriges boreala region. Skogsbruksåtgärder som avverkning, röjning och gallring pekas ut som några av de främst bidragande orsakerna till naturtypens dåliga status och negativa trend (SLU Artdatabanken, 2019). I EU:s uppföljning av tillståndet för naturtyperna i Skandinavien 2013 – 2018 framgår det att i den boreala regionen är tillståndet så dåligt för Västlig taiga (9010) att habitatet löper allvarlig risk att försvinna regionalt (EEA, 2022). Det allvarliga läget för den biologiska mångfalden i skogen framhålls även i Skogsstyren rapport 2026/07:</w:t>
+      </w:r>
+    </w:p>
+    <w:p>
+      <w:r>
+        <w:rPr>
+          <w:i/>
+        </w:rPr>
+        <w:t>"All avverkning av kända skogliga värdekärnor och sannolika kontinuitetsskogar behöver upphöra för att fylla bristen om 1,56 miljoner hektar bevarad livsmiljötyp. På grund av begränsade kvarvarande arealer av värdekärnor, naturskogar och kontinuitetsskogar leder fortsatt förlust av dessa till en påtaglig risk för långsiktigt negativa effekter för biologisk mångfald i skogslandskapet. Att de återstående arealerna bevaras och ges ett långsiktigt skydd bedöms därför vara av avgörande betydelse."</w:t>
+      </w:r>
+      <w:r>
+        <w:t xml:space="preserve"> (Skogsstyrelsen, 2026).</w:t>
+      </w:r>
+    </w:p>
+    <w:p>
+      <w:pPr>
+        <w:pStyle w:val="Caption"/>
+      </w:pPr>
+      <w:r>
+        <w:drawing>
+          <wp:inline xmlns:a="http://schemas.openxmlformats.org/drawingml/2006/main" xmlns:pic="http://schemas.openxmlformats.org/drawingml/2006/picture">
+            <wp:extent cx="5486400" cy="2905862"/>
+            <wp:docPr id="2" name="Picture 2"/>
+            <wp:cNvGraphicFramePr>
+              <a:graphicFrameLocks noChangeAspect="1"/>
+            </wp:cNvGraphicFramePr>
+            <a:graphic>
+              <a:graphicData uri="http://schemas.openxmlformats.org/drawingml/2006/picture">
+                <pic:pic>
+                  <pic:nvPicPr>
+                    <pic:cNvPr id="0" name="uppföljning av västlig taiga.jpeg"/>
+                    <pic:cNvPicPr/>
+                  </pic:nvPicPr>
+                  <pic:blipFill>
+                    <a:blip r:embed="rId17"/>
+                    <a:stretch>
+                      <a:fillRect/>
+                    </a:stretch>
+                  </pic:blipFill>
+                  <pic:spPr>
+                    <a:xfrm>
+                      <a:off x="0" y="0"/>
+                      <a:ext cx="5486400" cy="2905862"/>
+                    </a:xfrm>
+                    <a:prstGeom prst="rect"/>
+                  </pic:spPr>
+                </pic:pic>
+              </a:graphicData>
+            </a:graphic>
+          </wp:inline>
+        </w:drawing>
+      </w:r>
+    </w:p>
+    <w:p>
+      <w:pPr>
+        <w:pStyle w:val="Caption"/>
+      </w:pPr>
+      <w:r>
+        <w:t>EU:s uppföljning av tillståndet för naturtypen Västlig taiga 9010 i Skandinavien 2013 - 2018. Av kartan framgår det att i den boreala regionen är tillståndet så dåligt (röd färg) att habitatet löper allvarlig risk att försvinna regionalt. Källa: European Environment Agency. https:// eunis.eea.europoa.eu/habitats/10176.</w:t>
+      </w:r>
+    </w:p>
+    <w:p>
+      <w:r>
+        <w:t>Trots det allvarliga läget har statusen för Västlig taiga ändrats till otillräcklig i stället för dålig i den senaste Artikel 17 rapporteringen 2025. Av Naturvårdsverkets rapport framgår det dock att de ändrade statusbedömningarna jämfört med rapporteringen 2019 inte beror på faktiska miljöförändringar. Ändringarna är av teknisk karaktär och främst en följd av resultaten från genomförda regeringsuppdrag och beslut inför rapporteringen 2025. Det är alltså politisk styrning i stället för faktiska förhållanden i naturen som ändrat på naturtypernas status i rapporteringen, vilket rimmar dåligt med såväl art- och habitatdirektivets syften och mål som med naturrestaureringsförordningen. I praktiken har dock Sveriges nya sätt att rapportera bevarandestatus till EU inte någon betydelse eftersom Naturvårdsverkets rapportering 2025 visar att Västlig taiga inte har gynnsam bevarandestatus.</w:t>
+      </w:r>
+    </w:p>
+    <w:p>
+      <w:pPr>
+        <w:pStyle w:val="Heading2"/>
+      </w:pPr>
+      <w:r>
+        <w:t>EU:s naturrestaureringsförordning</w:t>
+      </w:r>
+    </w:p>
+    <w:p>
+      <w:r>
+        <w:t>Enligt EU:s naturrestaureringsförordning (EU 2024/1991) ska minst 20 % av landområden och minst 20 % av havsarealen vara restaurerad senast 2030, samt alla ekosystem som är i behov av restaurering senast 2050. Det framgår också av förordningen att det är viktigt att livsmiljötyperna inte försämras innan eller efter att restaureringar genomförts, se exempelvis punkt 37 förordningen.</w:t>
+      </w:r>
+    </w:p>
+    <w:p>
+      <w:r>
+        <w:t>”</w:t>
+      </w:r>
+      <w:r>
+        <w:rPr>
+          <w:i/>
+        </w:rPr>
+        <w:t>Det är viktigt att medlemsstaterna vidtar åtgärder som syftar till att säkerställa att tillståndet för områden som täcks av livsmiljötyper som omfattas av denna förordning och som omfattas av restaureringsåtgärder uppvisar en kontinuerlig förbättring till dess att de uppnår ett gott tillstånd, och att medlemsstaterna vidtar åtgärder som syftar till att säkerställa att dessa livsmiljötyper, när de har uppnått ett gott tillstånd, inte försämras avsevärt, så att det långsiktiga bibehållandet eller uppnåendet av gott tillstånd inte äventyras. (..) Det är också viktigt att medlemsstaterna anstränger sig för att förhindra avsevärd försämring av områden som täcks av sådana livsmiljötyper som antingen redan är i gott skick eller som inte är i gott skick men ännu inte omfattas av restaureringsåtgärder.”</w:t>
+      </w:r>
+    </w:p>
+    <w:p>
+      <w:r>
+        <w:rPr>
+          <w:b/>
+          <w:i/>
+        </w:rPr>
+        <w:t>Artikel 4(12):</w:t>
+      </w:r>
+    </w:p>
+    <w:p>
+      <w:r>
+        <w:rPr>
+          <w:i/>
+        </w:rPr>
+        <w:t>Utan att det påverkar tillämpningen av direktiv 92/43/EEG ska medlemsstaterna, senast den dag då deras nationella restaureringsplaner offentliggörs i enlighet med artikel 17.6 i denna förordning, eftersträva att genomföra de åtgärder som krävs för att förhindra avsevärd försämring av områden där de livsmiljötyper som förtecknas i bilaga I till denna förordning förekommer och som är i gott tillstånd eller som krävs för att uppnå de restaureringsmål som anges i punkt 17 i den här artikeln.</w:t>
+      </w:r>
+    </w:p>
+    <w:p>
+      <w:r>
+        <w:rPr>
+          <w:b/>
+          <w:i/>
+        </w:rPr>
+        <w:t>Artikel 4 (17).   Medlemsstaterna ska säkerställa</w:t>
+      </w:r>
+    </w:p>
+    <w:p>
+      <w:r>
+        <w:rPr>
+          <w:i/>
+        </w:rPr>
+        <w:t>a) en ökning av arealen i gott tillstånd för de livsmiljötyper som förtecknas i bilaga I till dess att minst 90 % är i gott tillstånd och till dess att den gynnsamma referensarealen för varje livsmiljötyp i varje biogeografisk region inom den berörda medlemsstaten har uppnåtts.</w:t>
+      </w:r>
+    </w:p>
+    <w:p>
+      <w:r>
+        <w:t>Referenser</w:t>
+      </w:r>
+    </w:p>
+    <w:p>
+      <w:r>
+        <w:t xml:space="preserve">EEA European Environment Agency, 2022. </w:t>
+      </w:r>
+      <w:r>
+        <w:rPr>
+          <w:i/>
+        </w:rPr>
+        <w:t xml:space="preserve">Western taiga – Conservation status 2013-2018. </w:t>
+      </w:r>
+      <w:r>
+        <w:t>https:// eunis.eea.europoa.eu/habitats/10176.</w:t>
+      </w:r>
+    </w:p>
+    <w:p>
+      <w:r>
+        <w:t>EU-domstolens dom av den 2 juli 2020 i målet C 477/19 (Europeisk hamster) p. 23.</w:t>
+      </w:r>
+    </w:p>
+    <w:p>
+      <w:r>
+        <w:t>EU-domstolens dom av den 4 mars 2021 i de förenade målen C 473-19 och C 474-19 (Skydda skogen) p. 70 och 76.</w:t>
+      </w:r>
+    </w:p>
+    <w:p>
+      <w:r>
+        <w:t>Europaparlamentets och rådets direktiv 2009/147/EG av den 30 november 2009 om bevarande av vilda fåglar.</w:t>
+      </w:r>
+    </w:p>
+    <w:p>
+      <w:r>
+        <w:t>EUROPAPARLAMENTETS OCH RÅDETS FÖRORDNING (EU) 2024/1991 av den 24 juni 2024 om restaurering av natur och om ändring av förordning (EU) 2022/869.</w:t>
+      </w:r>
+    </w:p>
+    <w:p>
+      <w:r>
+        <w:t>Rådets direktiv 92/43/EEG av den 21 mj 1992 om bevarande av livsmiljöer samt vilda djur och växter.</w:t>
+      </w:r>
+    </w:p>
+    <w:p>
+      <w:r>
+        <w:t xml:space="preserve">Skogsstyrelsen, 2026. </w:t>
+      </w:r>
+      <w:r>
+        <w:rPr>
+          <w:i/>
+        </w:rPr>
+        <w:t>Biologisk mångfald i skogen.</w:t>
+      </w:r>
+      <w:r>
+        <w:t xml:space="preserve"> Rapport 2026/07.</w:t>
+      </w:r>
+    </w:p>
+    <w:p>
+      <w:r>
+        <w:t xml:space="preserve">SLU Artdatabanken, 2019. </w:t>
+      </w:r>
+      <w:r>
+        <w:rPr>
+          <w:i/>
+        </w:rPr>
+        <w:t>Sveriges arter och naturtyper i EU:s art- och habitatdirektiv.</w:t>
+      </w:r>
+      <w:r>
+        <w:t xml:space="preserve"> Resultat från rapportering 2019 till EU av bevarandestatus 2013-2018.</w:t>
       </w:r>
     </w:p>
     <w:sectPr>
@@ -365,7 +1185,7 @@
 </file>
 
 <file path=word/endnotes.xml><?xml version="1.0" encoding="utf-8"?>
-<w:endnotes xmlns:wpc="http://schemas.microsoft.com/office/word/2010/wordprocessingCanvas" xmlns:cx="http://schemas.microsoft.com/office/drawing/2014/chartex" xmlns:cx1="http://schemas.microsoft.com/office/drawing/2015/9/8/chartex" xmlns:cx2="http://schemas.microsoft.com/office/drawing/2015/10/21/chartex" xmlns:cx3="http://schemas.microsoft.com/office/drawing/2016/5/9/chartex" xmlns:cx4="http://schemas.microsoft.com/office/drawing/2016/5/10/chartex" xmlns:cx5="http://schemas.microsoft.com/office/drawing/2016/5/11/chartex" xmlns:cx6="http://schemas.microsoft.com/office/drawing/2016/5/12/chartex" xmlns:cx7="http://schemas.microsoft.com/office/drawing/2016/5/13/chartex" xmlns:cx8="http://schemas.microsoft.com/office/drawing/2016/5/14/chartex" xmlns:mc="http://schemas.openxmlformats.org/markup-compatibility/2006" xmlns:aink="http://schemas.microsoft.com/office/drawing/2016/ink" xmlns:am3d="http://schemas.microsoft.com/office/drawing/2017/model3d" xmlns:o="urn:schemas-microsoft-com:office:office" xmlns:oel="http://schemas.microsoft.com/office/2019/extlst" xmlns:r="http://schemas.openxmlformats.org/officeDocument/2006/relationships" xmlns:m="http://schemas.openxmlformats.org/officeDocument/2006/math" xmlns:v="urn:schemas-microsoft-com:vml" xmlns:wp14="http://schemas.microsoft.com/office/word/2010/wordprocessingDrawing" xmlns:wp="http://schemas.openxmlformats.org/drawingml/2006/wordprocessingDrawing" xmlns:w10="urn:schemas-microsoft-com:office:word" xmlns:w="http://schemas.openxmlformats.org/wordprocessingml/2006/main" xmlns:w14="http://schemas.microsoft.com/office/word/2010/wordml" xmlns:w15="http://schemas.microsoft.com/office/word/2012/wordml" xmlns:w16cex="http://schemas.microsoft.com/office/word/2018/wordml/cex" xmlns:w16cid="http://schemas.microsoft.com/office/word/2016/wordml/cid" xmlns:w16="http://schemas.microsoft.com/office/word/2018/wordml" xmlns:w16sdtdh="http://schemas.microsoft.com/office/word/2020/wordml/sdtdatahash" xmlns:w16se="http://schemas.microsoft.com/office/word/2015/wordml/symex" xmlns:wpg="http://schemas.microsoft.com/office/word/2010/wordprocessingGroup" xmlns:wpi="http://schemas.microsoft.com/office/word/2010/wordprocessingInk" xmlns:wne="http://schemas.microsoft.com/office/word/2006/wordml" xmlns:wps="http://schemas.microsoft.com/office/word/2010/wordprocessingShape" mc:Ignorable="w14 w15 w16se w16cid w16 w16cex w16sdtdh wp14">
+<w:endnotes xmlns:wpc="http://schemas.microsoft.com/office/word/2010/wordprocessingCanvas" xmlns:cx="http://schemas.microsoft.com/office/drawing/2014/chartex" xmlns:cx1="http://schemas.microsoft.com/office/drawing/2015/9/8/chartex" xmlns:cx2="http://schemas.microsoft.com/office/drawing/2015/10/21/chartex" xmlns:cx3="http://schemas.microsoft.com/office/drawing/2016/5/9/chartex" xmlns:cx4="http://schemas.microsoft.com/office/drawing/2016/5/10/chartex" xmlns:cx5="http://schemas.microsoft.com/office/drawing/2016/5/11/chartex" xmlns:cx6="http://schemas.microsoft.com/office/drawing/2016/5/12/chartex" xmlns:cx7="http://schemas.microsoft.com/office/drawing/2016/5/13/chartex" xmlns:cx8="http://schemas.microsoft.com/office/drawing/2016/5/14/chartex" xmlns:mc="http://schemas.openxmlformats.org/markup-compatibility/2006" xmlns:aink="http://schemas.microsoft.com/office/drawing/2016/ink" xmlns:am3d="http://schemas.microsoft.com/office/drawing/2017/model3d" xmlns:o="urn:schemas-microsoft-com:office:office" xmlns:oel="http://schemas.microsoft.com/office/2019/extlst" xmlns:r="http://schemas.openxmlformats.org/officeDocument/2006/relationships" xmlns:m="http://schemas.openxmlformats.org/officeDocument/2006/math" xmlns:v="urn:schemas-microsoft-com:vml" xmlns:wp14="http://schemas.microsoft.com/office/word/2010/wordprocessingDrawing" xmlns:wp="http://schemas.openxmlformats.org/drawingml/2006/wordprocessingDrawing" xmlns:w10="urn:schemas-microsoft-com:office:word" xmlns:w="http://schemas.openxmlformats.org/wordprocessingml/2006/main" xmlns:w14="http://schemas.microsoft.com/office/word/2010/wordml" xmlns:w15="http://schemas.microsoft.com/office/word/2012/wordml" xmlns:w16cex="http://schemas.microsoft.com/office/word/2018/wordml/cex" xmlns:w16cid="http://schemas.microsoft.com/office/word/2016/wordml/cid" xmlns:w16="http://schemas.microsoft.com/office/word/2018/wordml" xmlns:w16du="http://schemas.microsoft.com/office/word/2023/wordml/word16du" xmlns:w16sdtdh="http://schemas.microsoft.com/office/word/2020/wordml/sdtdatahash" xmlns:w16sdtfl="http://schemas.microsoft.com/office/word/2024/wordml/sdtformatlock" xmlns:w16se="http://schemas.microsoft.com/office/word/2015/wordml/symex" xmlns:wpg="http://schemas.microsoft.com/office/word/2010/wordprocessingGroup" xmlns:wpi="http://schemas.microsoft.com/office/word/2010/wordprocessingInk" xmlns:wne="http://schemas.microsoft.com/office/word/2006/wordml" xmlns:wps="http://schemas.microsoft.com/office/word/2010/wordprocessingShape" mc:Ignorable="w14 w15 w16se w16cid w16 w16cex w16sdtdh w16sdtfl w16du wp14">
   <w:endnote w:type="separator" w:id="-1">
     <w:p>
       <w:pPr>
@@ -390,7 +1210,7 @@
 </file>
 
 <file path=word/footer1.xml><?xml version="1.0" encoding="utf-8"?>
-<w:ftr xmlns:wpc="http://schemas.microsoft.com/office/word/2010/wordprocessingCanvas" xmlns:cx="http://schemas.microsoft.com/office/drawing/2014/chartex" xmlns:cx1="http://schemas.microsoft.com/office/drawing/2015/9/8/chartex" xmlns:cx2="http://schemas.microsoft.com/office/drawing/2015/10/21/chartex" xmlns:cx3="http://schemas.microsoft.com/office/drawing/2016/5/9/chartex" xmlns:cx4="http://schemas.microsoft.com/office/drawing/2016/5/10/chartex" xmlns:cx5="http://schemas.microsoft.com/office/drawing/2016/5/11/chartex" xmlns:cx6="http://schemas.microsoft.com/office/drawing/2016/5/12/chartex" xmlns:cx7="http://schemas.microsoft.com/office/drawing/2016/5/13/chartex" xmlns:cx8="http://schemas.microsoft.com/office/drawing/2016/5/14/chartex" xmlns:mc="http://schemas.openxmlformats.org/markup-compatibility/2006" xmlns:aink="http://schemas.microsoft.com/office/drawing/2016/ink" xmlns:am3d="http://schemas.microsoft.com/office/drawing/2017/model3d" xmlns:o="urn:schemas-microsoft-com:office:office" xmlns:oel="http://schemas.microsoft.com/office/2019/extlst" xmlns:r="http://schemas.openxmlformats.org/officeDocument/2006/relationships" xmlns:m="http://schemas.openxmlformats.org/officeDocument/2006/math" xmlns:v="urn:schemas-microsoft-com:vml" xmlns:wp14="http://schemas.microsoft.com/office/word/2010/wordprocessingDrawing" xmlns:wp="http://schemas.openxmlformats.org/drawingml/2006/wordprocessingDrawing" xmlns:w10="urn:schemas-microsoft-com:office:word" xmlns:w="http://schemas.openxmlformats.org/wordprocessingml/2006/main" xmlns:w14="http://schemas.microsoft.com/office/word/2010/wordml" xmlns:w15="http://schemas.microsoft.com/office/word/2012/wordml" xmlns:w16cex="http://schemas.microsoft.com/office/word/2018/wordml/cex" xmlns:w16cid="http://schemas.microsoft.com/office/word/2016/wordml/cid" xmlns:w16="http://schemas.microsoft.com/office/word/2018/wordml" xmlns:w16sdtdh="http://schemas.microsoft.com/office/word/2020/wordml/sdtdatahash" xmlns:w16se="http://schemas.microsoft.com/office/word/2015/wordml/symex" xmlns:wpg="http://schemas.microsoft.com/office/word/2010/wordprocessingGroup" xmlns:wpi="http://schemas.microsoft.com/office/word/2010/wordprocessingInk" xmlns:wne="http://schemas.microsoft.com/office/word/2006/wordml" xmlns:wps="http://schemas.microsoft.com/office/word/2010/wordprocessingShape" mc:Ignorable="w14 w15 w16se w16cid w16 w16cex w16sdtdh wp14">
+<w:ftr xmlns:wpc="http://schemas.microsoft.com/office/word/2010/wordprocessingCanvas" xmlns:cx="http://schemas.microsoft.com/office/drawing/2014/chartex" xmlns:cx1="http://schemas.microsoft.com/office/drawing/2015/9/8/chartex" xmlns:cx2="http://schemas.microsoft.com/office/drawing/2015/10/21/chartex" xmlns:cx3="http://schemas.microsoft.com/office/drawing/2016/5/9/chartex" xmlns:cx4="http://schemas.microsoft.com/office/drawing/2016/5/10/chartex" xmlns:cx5="http://schemas.microsoft.com/office/drawing/2016/5/11/chartex" xmlns:cx6="http://schemas.microsoft.com/office/drawing/2016/5/12/chartex" xmlns:cx7="http://schemas.microsoft.com/office/drawing/2016/5/13/chartex" xmlns:cx8="http://schemas.microsoft.com/office/drawing/2016/5/14/chartex" xmlns:mc="http://schemas.openxmlformats.org/markup-compatibility/2006" xmlns:aink="http://schemas.microsoft.com/office/drawing/2016/ink" xmlns:am3d="http://schemas.microsoft.com/office/drawing/2017/model3d" xmlns:o="urn:schemas-microsoft-com:office:office" xmlns:oel="http://schemas.microsoft.com/office/2019/extlst" xmlns:r="http://schemas.openxmlformats.org/officeDocument/2006/relationships" xmlns:m="http://schemas.openxmlformats.org/officeDocument/2006/math" xmlns:v="urn:schemas-microsoft-com:vml" xmlns:wp14="http://schemas.microsoft.com/office/word/2010/wordprocessingDrawing" xmlns:wp="http://schemas.openxmlformats.org/drawingml/2006/wordprocessingDrawing" xmlns:w10="urn:schemas-microsoft-com:office:word" xmlns:w="http://schemas.openxmlformats.org/wordprocessingml/2006/main" xmlns:w14="http://schemas.microsoft.com/office/word/2010/wordml" xmlns:w15="http://schemas.microsoft.com/office/word/2012/wordml" xmlns:w16cex="http://schemas.microsoft.com/office/word/2018/wordml/cex" xmlns:w16cid="http://schemas.microsoft.com/office/word/2016/wordml/cid" xmlns:w16="http://schemas.microsoft.com/office/word/2018/wordml" xmlns:w16du="http://schemas.microsoft.com/office/word/2023/wordml/word16du" xmlns:w16sdtdh="http://schemas.microsoft.com/office/word/2020/wordml/sdtdatahash" xmlns:w16sdtfl="http://schemas.microsoft.com/office/word/2024/wordml/sdtformatlock" xmlns:w16se="http://schemas.microsoft.com/office/word/2015/wordml/symex" xmlns:wpg="http://schemas.microsoft.com/office/word/2010/wordprocessingGroup" xmlns:wpi="http://schemas.microsoft.com/office/word/2010/wordprocessingInk" xmlns:wne="http://schemas.microsoft.com/office/word/2006/wordml" xmlns:wps="http://schemas.microsoft.com/office/word/2010/wordprocessingShape" mc:Ignorable="w14 w15 w16se w16cid w16 w16cex w16sdtdh w16sdtfl w16du wp14">
   <w:p>
     <w:pPr>
       <w:pStyle w:val="Footer"/>
@@ -400,7 +1220,7 @@
 </file>
 
 <file path=word/footer2.xml><?xml version="1.0" encoding="utf-8"?>
-<w:ftr xmlns:wpc="http://schemas.microsoft.com/office/word/2010/wordprocessingCanvas" xmlns:cx="http://schemas.microsoft.com/office/drawing/2014/chartex" xmlns:cx1="http://schemas.microsoft.com/office/drawing/2015/9/8/chartex" xmlns:cx2="http://schemas.microsoft.com/office/drawing/2015/10/21/chartex" xmlns:cx3="http://schemas.microsoft.com/office/drawing/2016/5/9/chartex" xmlns:cx4="http://schemas.microsoft.com/office/drawing/2016/5/10/chartex" xmlns:cx5="http://schemas.microsoft.com/office/drawing/2016/5/11/chartex" xmlns:cx6="http://schemas.microsoft.com/office/drawing/2016/5/12/chartex" xmlns:cx7="http://schemas.microsoft.com/office/drawing/2016/5/13/chartex" xmlns:cx8="http://schemas.microsoft.com/office/drawing/2016/5/14/chartex" xmlns:mc="http://schemas.openxmlformats.org/markup-compatibility/2006" xmlns:aink="http://schemas.microsoft.com/office/drawing/2016/ink" xmlns:am3d="http://schemas.microsoft.com/office/drawing/2017/model3d" xmlns:o="urn:schemas-microsoft-com:office:office" xmlns:oel="http://schemas.microsoft.com/office/2019/extlst" xmlns:r="http://schemas.openxmlformats.org/officeDocument/2006/relationships" xmlns:m="http://schemas.openxmlformats.org/officeDocument/2006/math" xmlns:v="urn:schemas-microsoft-com:vml" xmlns:wp14="http://schemas.microsoft.com/office/word/2010/wordprocessingDrawing" xmlns:wp="http://schemas.openxmlformats.org/drawingml/2006/wordprocessingDrawing" xmlns:w10="urn:schemas-microsoft-com:office:word" xmlns:w="http://schemas.openxmlformats.org/wordprocessingml/2006/main" xmlns:w14="http://schemas.microsoft.com/office/word/2010/wordml" xmlns:w15="http://schemas.microsoft.com/office/word/2012/wordml" xmlns:w16cex="http://schemas.microsoft.com/office/word/2018/wordml/cex" xmlns:w16cid="http://schemas.microsoft.com/office/word/2016/wordml/cid" xmlns:w16="http://schemas.microsoft.com/office/word/2018/wordml" xmlns:w16sdtdh="http://schemas.microsoft.com/office/word/2020/wordml/sdtdatahash" xmlns:w16se="http://schemas.microsoft.com/office/word/2015/wordml/symex" xmlns:wpg="http://schemas.microsoft.com/office/word/2010/wordprocessingGroup" xmlns:wpi="http://schemas.microsoft.com/office/word/2010/wordprocessingInk" xmlns:wne="http://schemas.microsoft.com/office/word/2006/wordml" xmlns:wps="http://schemas.microsoft.com/office/word/2010/wordprocessingShape" mc:Ignorable="w14 w15 w16se w16cid w16 w16cex w16sdtdh wp14">
+<w:ftr xmlns:wpc="http://schemas.microsoft.com/office/word/2010/wordprocessingCanvas" xmlns:cx="http://schemas.microsoft.com/office/drawing/2014/chartex" xmlns:cx1="http://schemas.microsoft.com/office/drawing/2015/9/8/chartex" xmlns:cx2="http://schemas.microsoft.com/office/drawing/2015/10/21/chartex" xmlns:cx3="http://schemas.microsoft.com/office/drawing/2016/5/9/chartex" xmlns:cx4="http://schemas.microsoft.com/office/drawing/2016/5/10/chartex" xmlns:cx5="http://schemas.microsoft.com/office/drawing/2016/5/11/chartex" xmlns:cx6="http://schemas.microsoft.com/office/drawing/2016/5/12/chartex" xmlns:cx7="http://schemas.microsoft.com/office/drawing/2016/5/13/chartex" xmlns:cx8="http://schemas.microsoft.com/office/drawing/2016/5/14/chartex" xmlns:mc="http://schemas.openxmlformats.org/markup-compatibility/2006" xmlns:aink="http://schemas.microsoft.com/office/drawing/2016/ink" xmlns:am3d="http://schemas.microsoft.com/office/drawing/2017/model3d" xmlns:o="urn:schemas-microsoft-com:office:office" xmlns:oel="http://schemas.microsoft.com/office/2019/extlst" xmlns:r="http://schemas.openxmlformats.org/officeDocument/2006/relationships" xmlns:m="http://schemas.openxmlformats.org/officeDocument/2006/math" xmlns:v="urn:schemas-microsoft-com:vml" xmlns:wp14="http://schemas.microsoft.com/office/word/2010/wordprocessingDrawing" xmlns:wp="http://schemas.openxmlformats.org/drawingml/2006/wordprocessingDrawing" xmlns:w10="urn:schemas-microsoft-com:office:word" xmlns:w="http://schemas.openxmlformats.org/wordprocessingml/2006/main" xmlns:w14="http://schemas.microsoft.com/office/word/2010/wordml" xmlns:w15="http://schemas.microsoft.com/office/word/2012/wordml" xmlns:w16cex="http://schemas.microsoft.com/office/word/2018/wordml/cex" xmlns:w16cid="http://schemas.microsoft.com/office/word/2016/wordml/cid" xmlns:w16="http://schemas.microsoft.com/office/word/2018/wordml" xmlns:w16du="http://schemas.microsoft.com/office/word/2023/wordml/word16du" xmlns:w16sdtdh="http://schemas.microsoft.com/office/word/2020/wordml/sdtdatahash" xmlns:w16sdtfl="http://schemas.microsoft.com/office/word/2024/wordml/sdtformatlock" xmlns:w16se="http://schemas.microsoft.com/office/word/2015/wordml/symex" xmlns:wpg="http://schemas.microsoft.com/office/word/2010/wordprocessingGroup" xmlns:wpi="http://schemas.microsoft.com/office/word/2010/wordprocessingInk" xmlns:wne="http://schemas.microsoft.com/office/word/2006/wordml" xmlns:wps="http://schemas.microsoft.com/office/word/2010/wordprocessingShape" mc:Ignorable="w14 w15 w16se w16cid w16 w16cex w16sdtdh w16sdtfl w16du wp14">
   <w:p>
     <w:pPr>
       <w:pStyle w:val="Footer"/>
@@ -410,7 +1230,7 @@
 </file>
 
 <file path=word/footer3.xml><?xml version="1.0" encoding="utf-8"?>
-<w:ftr xmlns:wpc="http://schemas.microsoft.com/office/word/2010/wordprocessingCanvas" xmlns:cx="http://schemas.microsoft.com/office/drawing/2014/chartex" xmlns:cx1="http://schemas.microsoft.com/office/drawing/2015/9/8/chartex" xmlns:cx2="http://schemas.microsoft.com/office/drawing/2015/10/21/chartex" xmlns:cx3="http://schemas.microsoft.com/office/drawing/2016/5/9/chartex" xmlns:cx4="http://schemas.microsoft.com/office/drawing/2016/5/10/chartex" xmlns:cx5="http://schemas.microsoft.com/office/drawing/2016/5/11/chartex" xmlns:cx6="http://schemas.microsoft.com/office/drawing/2016/5/12/chartex" xmlns:cx7="http://schemas.microsoft.com/office/drawing/2016/5/13/chartex" xmlns:cx8="http://schemas.microsoft.com/office/drawing/2016/5/14/chartex" xmlns:mc="http://schemas.openxmlformats.org/markup-compatibility/2006" xmlns:aink="http://schemas.microsoft.com/office/drawing/2016/ink" xmlns:am3d="http://schemas.microsoft.com/office/drawing/2017/model3d" xmlns:o="urn:schemas-microsoft-com:office:office" xmlns:oel="http://schemas.microsoft.com/office/2019/extlst" xmlns:r="http://schemas.openxmlformats.org/officeDocument/2006/relationships" xmlns:m="http://schemas.openxmlformats.org/officeDocument/2006/math" xmlns:v="urn:schemas-microsoft-com:vml" xmlns:wp14="http://schemas.microsoft.com/office/word/2010/wordprocessingDrawing" xmlns:wp="http://schemas.openxmlformats.org/drawingml/2006/wordprocessingDrawing" xmlns:w10="urn:schemas-microsoft-com:office:word" xmlns:w="http://schemas.openxmlformats.org/wordprocessingml/2006/main" xmlns:w14="http://schemas.microsoft.com/office/word/2010/wordml" xmlns:w15="http://schemas.microsoft.com/office/word/2012/wordml" xmlns:w16cex="http://schemas.microsoft.com/office/word/2018/wordml/cex" xmlns:w16cid="http://schemas.microsoft.com/office/word/2016/wordml/cid" xmlns:w16="http://schemas.microsoft.com/office/word/2018/wordml" xmlns:w16sdtdh="http://schemas.microsoft.com/office/word/2020/wordml/sdtdatahash" xmlns:w16se="http://schemas.microsoft.com/office/word/2015/wordml/symex" xmlns:wpg="http://schemas.microsoft.com/office/word/2010/wordprocessingGroup" xmlns:wpi="http://schemas.microsoft.com/office/word/2010/wordprocessingInk" xmlns:wne="http://schemas.microsoft.com/office/word/2006/wordml" xmlns:wps="http://schemas.microsoft.com/office/word/2010/wordprocessingShape" mc:Ignorable="w14 w15 w16se w16cid w16 w16cex w16sdtdh wp14">
+<w:ftr xmlns:wpc="http://schemas.microsoft.com/office/word/2010/wordprocessingCanvas" xmlns:cx="http://schemas.microsoft.com/office/drawing/2014/chartex" xmlns:cx1="http://schemas.microsoft.com/office/drawing/2015/9/8/chartex" xmlns:cx2="http://schemas.microsoft.com/office/drawing/2015/10/21/chartex" xmlns:cx3="http://schemas.microsoft.com/office/drawing/2016/5/9/chartex" xmlns:cx4="http://schemas.microsoft.com/office/drawing/2016/5/10/chartex" xmlns:cx5="http://schemas.microsoft.com/office/drawing/2016/5/11/chartex" xmlns:cx6="http://schemas.microsoft.com/office/drawing/2016/5/12/chartex" xmlns:cx7="http://schemas.microsoft.com/office/drawing/2016/5/13/chartex" xmlns:cx8="http://schemas.microsoft.com/office/drawing/2016/5/14/chartex" xmlns:mc="http://schemas.openxmlformats.org/markup-compatibility/2006" xmlns:aink="http://schemas.microsoft.com/office/drawing/2016/ink" xmlns:am3d="http://schemas.microsoft.com/office/drawing/2017/model3d" xmlns:o="urn:schemas-microsoft-com:office:office" xmlns:oel="http://schemas.microsoft.com/office/2019/extlst" xmlns:r="http://schemas.openxmlformats.org/officeDocument/2006/relationships" xmlns:m="http://schemas.openxmlformats.org/officeDocument/2006/math" xmlns:v="urn:schemas-microsoft-com:vml" xmlns:wp14="http://schemas.microsoft.com/office/word/2010/wordprocessingDrawing" xmlns:wp="http://schemas.openxmlformats.org/drawingml/2006/wordprocessingDrawing" xmlns:w10="urn:schemas-microsoft-com:office:word" xmlns:w="http://schemas.openxmlformats.org/wordprocessingml/2006/main" xmlns:w14="http://schemas.microsoft.com/office/word/2010/wordml" xmlns:w15="http://schemas.microsoft.com/office/word/2012/wordml" xmlns:w16cex="http://schemas.microsoft.com/office/word/2018/wordml/cex" xmlns:w16cid="http://schemas.microsoft.com/office/word/2016/wordml/cid" xmlns:w16="http://schemas.microsoft.com/office/word/2018/wordml" xmlns:w16du="http://schemas.microsoft.com/office/word/2023/wordml/word16du" xmlns:w16sdtdh="http://schemas.microsoft.com/office/word/2020/wordml/sdtdatahash" xmlns:w16sdtfl="http://schemas.microsoft.com/office/word/2024/wordml/sdtformatlock" xmlns:w16se="http://schemas.microsoft.com/office/word/2015/wordml/symex" xmlns:wpg="http://schemas.microsoft.com/office/word/2010/wordprocessingGroup" xmlns:wpi="http://schemas.microsoft.com/office/word/2010/wordprocessingInk" xmlns:wne="http://schemas.microsoft.com/office/word/2006/wordml" xmlns:wps="http://schemas.microsoft.com/office/word/2010/wordprocessingShape" mc:Ignorable="w14 w15 w16se w16cid w16 w16cex w16sdtdh w16sdtfl w16du wp14">
   <w:p>
     <w:pPr>
       <w:pStyle w:val="Footer"/>
@@ -420,7 +1240,7 @@
 </file>
 
 <file path=word/footnotes.xml><?xml version="1.0" encoding="utf-8"?>
-<w:footnotes xmlns:wpc="http://schemas.microsoft.com/office/word/2010/wordprocessingCanvas" xmlns:cx="http://schemas.microsoft.com/office/drawing/2014/chartex" xmlns:cx1="http://schemas.microsoft.com/office/drawing/2015/9/8/chartex" xmlns:cx2="http://schemas.microsoft.com/office/drawing/2015/10/21/chartex" xmlns:cx3="http://schemas.microsoft.com/office/drawing/2016/5/9/chartex" xmlns:cx4="http://schemas.microsoft.com/office/drawing/2016/5/10/chartex" xmlns:cx5="http://schemas.microsoft.com/office/drawing/2016/5/11/chartex" xmlns:cx6="http://schemas.microsoft.com/office/drawing/2016/5/12/chartex" xmlns:cx7="http://schemas.microsoft.com/office/drawing/2016/5/13/chartex" xmlns:cx8="http://schemas.microsoft.com/office/drawing/2016/5/14/chartex" xmlns:mc="http://schemas.openxmlformats.org/markup-compatibility/2006" xmlns:aink="http://schemas.microsoft.com/office/drawing/2016/ink" xmlns:am3d="http://schemas.microsoft.com/office/drawing/2017/model3d" xmlns:o="urn:schemas-microsoft-com:office:office" xmlns:oel="http://schemas.microsoft.com/office/2019/extlst" xmlns:r="http://schemas.openxmlformats.org/officeDocument/2006/relationships" xmlns:m="http://schemas.openxmlformats.org/officeDocument/2006/math" xmlns:v="urn:schemas-microsoft-com:vml" xmlns:wp14="http://schemas.microsoft.com/office/word/2010/wordprocessingDrawing" xmlns:wp="http://schemas.openxmlformats.org/drawingml/2006/wordprocessingDrawing" xmlns:w10="urn:schemas-microsoft-com:office:word" xmlns:w="http://schemas.openxmlformats.org/wordprocessingml/2006/main" xmlns:w14="http://schemas.microsoft.com/office/word/2010/wordml" xmlns:w15="http://schemas.microsoft.com/office/word/2012/wordml" xmlns:w16cex="http://schemas.microsoft.com/office/word/2018/wordml/cex" xmlns:w16cid="http://schemas.microsoft.com/office/word/2016/wordml/cid" xmlns:w16="http://schemas.microsoft.com/office/word/2018/wordml" xmlns:w16sdtdh="http://schemas.microsoft.com/office/word/2020/wordml/sdtdatahash" xmlns:w16se="http://schemas.microsoft.com/office/word/2015/wordml/symex" xmlns:wpg="http://schemas.microsoft.com/office/word/2010/wordprocessingGroup" xmlns:wpi="http://schemas.microsoft.com/office/word/2010/wordprocessingInk" xmlns:wne="http://schemas.microsoft.com/office/word/2006/wordml" xmlns:wps="http://schemas.microsoft.com/office/word/2010/wordprocessingShape" mc:Ignorable="w14 w15 w16se w16cid w16 w16cex w16sdtdh wp14">
+<w:footnotes xmlns:wpc="http://schemas.microsoft.com/office/word/2010/wordprocessingCanvas" xmlns:cx="http://schemas.microsoft.com/office/drawing/2014/chartex" xmlns:cx1="http://schemas.microsoft.com/office/drawing/2015/9/8/chartex" xmlns:cx2="http://schemas.microsoft.com/office/drawing/2015/10/21/chartex" xmlns:cx3="http://schemas.microsoft.com/office/drawing/2016/5/9/chartex" xmlns:cx4="http://schemas.microsoft.com/office/drawing/2016/5/10/chartex" xmlns:cx5="http://schemas.microsoft.com/office/drawing/2016/5/11/chartex" xmlns:cx6="http://schemas.microsoft.com/office/drawing/2016/5/12/chartex" xmlns:cx7="http://schemas.microsoft.com/office/drawing/2016/5/13/chartex" xmlns:cx8="http://schemas.microsoft.com/office/drawing/2016/5/14/chartex" xmlns:mc="http://schemas.openxmlformats.org/markup-compatibility/2006" xmlns:aink="http://schemas.microsoft.com/office/drawing/2016/ink" xmlns:am3d="http://schemas.microsoft.com/office/drawing/2017/model3d" xmlns:o="urn:schemas-microsoft-com:office:office" xmlns:oel="http://schemas.microsoft.com/office/2019/extlst" xmlns:r="http://schemas.openxmlformats.org/officeDocument/2006/relationships" xmlns:m="http://schemas.openxmlformats.org/officeDocument/2006/math" xmlns:v="urn:schemas-microsoft-com:vml" xmlns:wp14="http://schemas.microsoft.com/office/word/2010/wordprocessingDrawing" xmlns:wp="http://schemas.openxmlformats.org/drawingml/2006/wordprocessingDrawing" xmlns:w10="urn:schemas-microsoft-com:office:word" xmlns:w="http://schemas.openxmlformats.org/wordprocessingml/2006/main" xmlns:w14="http://schemas.microsoft.com/office/word/2010/wordml" xmlns:w15="http://schemas.microsoft.com/office/word/2012/wordml" xmlns:w16cex="http://schemas.microsoft.com/office/word/2018/wordml/cex" xmlns:w16cid="http://schemas.microsoft.com/office/word/2016/wordml/cid" xmlns:w16="http://schemas.microsoft.com/office/word/2018/wordml" xmlns:w16du="http://schemas.microsoft.com/office/word/2023/wordml/word16du" xmlns:w16sdtdh="http://schemas.microsoft.com/office/word/2020/wordml/sdtdatahash" xmlns:w16sdtfl="http://schemas.microsoft.com/office/word/2024/wordml/sdtformatlock" xmlns:w16se="http://schemas.microsoft.com/office/word/2015/wordml/symex" xmlns:wpg="http://schemas.microsoft.com/office/word/2010/wordprocessingGroup" xmlns:wpi="http://schemas.microsoft.com/office/word/2010/wordprocessingInk" xmlns:wne="http://schemas.microsoft.com/office/word/2006/wordml" xmlns:wps="http://schemas.microsoft.com/office/word/2010/wordprocessingShape" mc:Ignorable="w14 w15 w16se w16cid w16 w16cex w16sdtdh w16sdtfl w16du wp14">
   <w:footnote w:type="separator" w:id="-1">
     <w:p>
       <w:pPr>
@@ -445,7 +1265,7 @@
 </file>
 
 <file path=word/header1.xml><?xml version="1.0" encoding="utf-8"?>
-<w:hdr xmlns:wpc="http://schemas.microsoft.com/office/word/2010/wordprocessingCanvas" xmlns:cx="http://schemas.microsoft.com/office/drawing/2014/chartex" xmlns:cx1="http://schemas.microsoft.com/office/drawing/2015/9/8/chartex" xmlns:cx2="http://schemas.microsoft.com/office/drawing/2015/10/21/chartex" xmlns:cx3="http://schemas.microsoft.com/office/drawing/2016/5/9/chartex" xmlns:cx4="http://schemas.microsoft.com/office/drawing/2016/5/10/chartex" xmlns:cx5="http://schemas.microsoft.com/office/drawing/2016/5/11/chartex" xmlns:cx6="http://schemas.microsoft.com/office/drawing/2016/5/12/chartex" xmlns:cx7="http://schemas.microsoft.com/office/drawing/2016/5/13/chartex" xmlns:cx8="http://schemas.microsoft.com/office/drawing/2016/5/14/chartex" xmlns:mc="http://schemas.openxmlformats.org/markup-compatibility/2006" xmlns:aink="http://schemas.microsoft.com/office/drawing/2016/ink" xmlns:am3d="http://schemas.microsoft.com/office/drawing/2017/model3d" xmlns:o="urn:schemas-microsoft-com:office:office" xmlns:oel="http://schemas.microsoft.com/office/2019/extlst" xmlns:r="http://schemas.openxmlformats.org/officeDocument/2006/relationships" xmlns:m="http://schemas.openxmlformats.org/officeDocument/2006/math" xmlns:v="urn:schemas-microsoft-com:vml" xmlns:wp14="http://schemas.microsoft.com/office/word/2010/wordprocessingDrawing" xmlns:wp="http://schemas.openxmlformats.org/drawingml/2006/wordprocessingDrawing" xmlns:w10="urn:schemas-microsoft-com:office:word" xmlns:w="http://schemas.openxmlformats.org/wordprocessingml/2006/main" xmlns:w14="http://schemas.microsoft.com/office/word/2010/wordml" xmlns:w15="http://schemas.microsoft.com/office/word/2012/wordml" xmlns:w16cex="http://schemas.microsoft.com/office/word/2018/wordml/cex" xmlns:w16cid="http://schemas.microsoft.com/office/word/2016/wordml/cid" xmlns:w16="http://schemas.microsoft.com/office/word/2018/wordml" xmlns:w16sdtdh="http://schemas.microsoft.com/office/word/2020/wordml/sdtdatahash" xmlns:w16se="http://schemas.microsoft.com/office/word/2015/wordml/symex" xmlns:wpg="http://schemas.microsoft.com/office/word/2010/wordprocessingGroup" xmlns:wpi="http://schemas.microsoft.com/office/word/2010/wordprocessingInk" xmlns:wne="http://schemas.microsoft.com/office/word/2006/wordml" xmlns:wps="http://schemas.microsoft.com/office/word/2010/wordprocessingShape" mc:Ignorable="w14 w15 w16se w16cid w16 w16cex w16sdtdh wp14">
+<w:hdr xmlns:wpc="http://schemas.microsoft.com/office/word/2010/wordprocessingCanvas" xmlns:cx="http://schemas.microsoft.com/office/drawing/2014/chartex" xmlns:cx1="http://schemas.microsoft.com/office/drawing/2015/9/8/chartex" xmlns:cx2="http://schemas.microsoft.com/office/drawing/2015/10/21/chartex" xmlns:cx3="http://schemas.microsoft.com/office/drawing/2016/5/9/chartex" xmlns:cx4="http://schemas.microsoft.com/office/drawing/2016/5/10/chartex" xmlns:cx5="http://schemas.microsoft.com/office/drawing/2016/5/11/chartex" xmlns:cx6="http://schemas.microsoft.com/office/drawing/2016/5/12/chartex" xmlns:cx7="http://schemas.microsoft.com/office/drawing/2016/5/13/chartex" xmlns:cx8="http://schemas.microsoft.com/office/drawing/2016/5/14/chartex" xmlns:mc="http://schemas.openxmlformats.org/markup-compatibility/2006" xmlns:aink="http://schemas.microsoft.com/office/drawing/2016/ink" xmlns:am3d="http://schemas.microsoft.com/office/drawing/2017/model3d" xmlns:o="urn:schemas-microsoft-com:office:office" xmlns:oel="http://schemas.microsoft.com/office/2019/extlst" xmlns:r="http://schemas.openxmlformats.org/officeDocument/2006/relationships" xmlns:m="http://schemas.openxmlformats.org/officeDocument/2006/math" xmlns:v="urn:schemas-microsoft-com:vml" xmlns:wp14="http://schemas.microsoft.com/office/word/2010/wordprocessingDrawing" xmlns:wp="http://schemas.openxmlformats.org/drawingml/2006/wordprocessingDrawing" xmlns:w10="urn:schemas-microsoft-com:office:word" xmlns:w="http://schemas.openxmlformats.org/wordprocessingml/2006/main" xmlns:w14="http://schemas.microsoft.com/office/word/2010/wordml" xmlns:w15="http://schemas.microsoft.com/office/word/2012/wordml" xmlns:w16cex="http://schemas.microsoft.com/office/word/2018/wordml/cex" xmlns:w16cid="http://schemas.microsoft.com/office/word/2016/wordml/cid" xmlns:w16="http://schemas.microsoft.com/office/word/2018/wordml" xmlns:w16du="http://schemas.microsoft.com/office/word/2023/wordml/word16du" xmlns:w16sdtdh="http://schemas.microsoft.com/office/word/2020/wordml/sdtdatahash" xmlns:w16sdtfl="http://schemas.microsoft.com/office/word/2024/wordml/sdtformatlock" xmlns:w16se="http://schemas.microsoft.com/office/word/2015/wordml/symex" xmlns:wpg="http://schemas.microsoft.com/office/word/2010/wordprocessingGroup" xmlns:wpi="http://schemas.microsoft.com/office/word/2010/wordprocessingInk" xmlns:wne="http://schemas.microsoft.com/office/word/2006/wordml" xmlns:wps="http://schemas.microsoft.com/office/word/2010/wordprocessingShape" mc:Ignorable="w14 w15 w16se w16cid w16 w16cex w16sdtdh w16sdtfl w16du wp14">
   <w:p>
     <w:pPr>
       <w:pStyle w:val="Header"/>
@@ -455,7 +1275,7 @@
 </file>
 
 <file path=word/header2.xml><?xml version="1.0" encoding="utf-8"?>
-<w:hdr xmlns:wpc="http://schemas.microsoft.com/office/word/2010/wordprocessingCanvas" xmlns:cx="http://schemas.microsoft.com/office/drawing/2014/chartex" xmlns:cx1="http://schemas.microsoft.com/office/drawing/2015/9/8/chartex" xmlns:cx2="http://schemas.microsoft.com/office/drawing/2015/10/21/chartex" xmlns:cx3="http://schemas.microsoft.com/office/drawing/2016/5/9/chartex" xmlns:cx4="http://schemas.microsoft.com/office/drawing/2016/5/10/chartex" xmlns:cx5="http://schemas.microsoft.com/office/drawing/2016/5/11/chartex" xmlns:cx6="http://schemas.microsoft.com/office/drawing/2016/5/12/chartex" xmlns:cx7="http://schemas.microsoft.com/office/drawing/2016/5/13/chartex" xmlns:cx8="http://schemas.microsoft.com/office/drawing/2016/5/14/chartex" xmlns:mc="http://schemas.openxmlformats.org/markup-compatibility/2006" xmlns:aink="http://schemas.microsoft.com/office/drawing/2016/ink" xmlns:am3d="http://schemas.microsoft.com/office/drawing/2017/model3d" xmlns:o="urn:schemas-microsoft-com:office:office" xmlns:oel="http://schemas.microsoft.com/office/2019/extlst" xmlns:r="http://schemas.openxmlformats.org/officeDocument/2006/relationships" xmlns:m="http://schemas.openxmlformats.org/officeDocument/2006/math" xmlns:v="urn:schemas-microsoft-com:vml" xmlns:wp14="http://schemas.microsoft.com/office/word/2010/wordprocessingDrawing" xmlns:wp="http://schemas.openxmlformats.org/drawingml/2006/wordprocessingDrawing" xmlns:w10="urn:schemas-microsoft-com:office:word" xmlns:w="http://schemas.openxmlformats.org/wordprocessingml/2006/main" xmlns:w14="http://schemas.microsoft.com/office/word/2010/wordml" xmlns:w15="http://schemas.microsoft.com/office/word/2012/wordml" xmlns:w16cex="http://schemas.microsoft.com/office/word/2018/wordml/cex" xmlns:w16cid="http://schemas.microsoft.com/office/word/2016/wordml/cid" xmlns:w16="http://schemas.microsoft.com/office/word/2018/wordml" xmlns:w16sdtdh="http://schemas.microsoft.com/office/word/2020/wordml/sdtdatahash" xmlns:w16se="http://schemas.microsoft.com/office/word/2015/wordml/symex" xmlns:wpg="http://schemas.microsoft.com/office/word/2010/wordprocessingGroup" xmlns:wpi="http://schemas.microsoft.com/office/word/2010/wordprocessingInk" xmlns:wne="http://schemas.microsoft.com/office/word/2006/wordml" xmlns:wps="http://schemas.microsoft.com/office/word/2010/wordprocessingShape" mc:Ignorable="w14 w15 w16se w16cid w16 w16cex w16sdtdh wp14">
+<w:hdr xmlns:wpc="http://schemas.microsoft.com/office/word/2010/wordprocessingCanvas" xmlns:cx="http://schemas.microsoft.com/office/drawing/2014/chartex" xmlns:cx1="http://schemas.microsoft.com/office/drawing/2015/9/8/chartex" xmlns:cx2="http://schemas.microsoft.com/office/drawing/2015/10/21/chartex" xmlns:cx3="http://schemas.microsoft.com/office/drawing/2016/5/9/chartex" xmlns:cx4="http://schemas.microsoft.com/office/drawing/2016/5/10/chartex" xmlns:cx5="http://schemas.microsoft.com/office/drawing/2016/5/11/chartex" xmlns:cx6="http://schemas.microsoft.com/office/drawing/2016/5/12/chartex" xmlns:cx7="http://schemas.microsoft.com/office/drawing/2016/5/13/chartex" xmlns:cx8="http://schemas.microsoft.com/office/drawing/2016/5/14/chartex" xmlns:mc="http://schemas.openxmlformats.org/markup-compatibility/2006" xmlns:aink="http://schemas.microsoft.com/office/drawing/2016/ink" xmlns:am3d="http://schemas.microsoft.com/office/drawing/2017/model3d" xmlns:o="urn:schemas-microsoft-com:office:office" xmlns:oel="http://schemas.microsoft.com/office/2019/extlst" xmlns:r="http://schemas.openxmlformats.org/officeDocument/2006/relationships" xmlns:m="http://schemas.openxmlformats.org/officeDocument/2006/math" xmlns:v="urn:schemas-microsoft-com:vml" xmlns:wp14="http://schemas.microsoft.com/office/word/2010/wordprocessingDrawing" xmlns:wp="http://schemas.openxmlformats.org/drawingml/2006/wordprocessingDrawing" xmlns:w10="urn:schemas-microsoft-com:office:word" xmlns:w="http://schemas.openxmlformats.org/wordprocessingml/2006/main" xmlns:w14="http://schemas.microsoft.com/office/word/2010/wordml" xmlns:w15="http://schemas.microsoft.com/office/word/2012/wordml" xmlns:w16cex="http://schemas.microsoft.com/office/word/2018/wordml/cex" xmlns:w16cid="http://schemas.microsoft.com/office/word/2016/wordml/cid" xmlns:w16="http://schemas.microsoft.com/office/word/2018/wordml" xmlns:w16du="http://schemas.microsoft.com/office/word/2023/wordml/word16du" xmlns:w16sdtdh="http://schemas.microsoft.com/office/word/2020/wordml/sdtdatahash" xmlns:w16sdtfl="http://schemas.microsoft.com/office/word/2024/wordml/sdtformatlock" xmlns:w16se="http://schemas.microsoft.com/office/word/2015/wordml/symex" xmlns:wpg="http://schemas.microsoft.com/office/word/2010/wordprocessingGroup" xmlns:wpi="http://schemas.microsoft.com/office/word/2010/wordprocessingInk" xmlns:wne="http://schemas.microsoft.com/office/word/2006/wordml" xmlns:wps="http://schemas.microsoft.com/office/word/2010/wordprocessingShape" mc:Ignorable="w14 w15 w16se w16cid w16 w16cex w16sdtdh w16sdtfl w16du wp14">
   <w:p>
     <w:pPr>
       <w:pStyle w:val="Header"/>
@@ -466,7 +1286,7 @@
 </file>
 
 <file path=word/header3.xml><?xml version="1.0" encoding="utf-8"?>
-<w:hdr xmlns:wpc="http://schemas.microsoft.com/office/word/2010/wordprocessingCanvas" xmlns:cx="http://schemas.microsoft.com/office/drawing/2014/chartex" xmlns:cx1="http://schemas.microsoft.com/office/drawing/2015/9/8/chartex" xmlns:cx2="http://schemas.microsoft.com/office/drawing/2015/10/21/chartex" xmlns:cx3="http://schemas.microsoft.com/office/drawing/2016/5/9/chartex" xmlns:cx4="http://schemas.microsoft.com/office/drawing/2016/5/10/chartex" xmlns:cx5="http://schemas.microsoft.com/office/drawing/2016/5/11/chartex" xmlns:cx6="http://schemas.microsoft.com/office/drawing/2016/5/12/chartex" xmlns:cx7="http://schemas.microsoft.com/office/drawing/2016/5/13/chartex" xmlns:cx8="http://schemas.microsoft.com/office/drawing/2016/5/14/chartex" xmlns:mc="http://schemas.openxmlformats.org/markup-compatibility/2006" xmlns:aink="http://schemas.microsoft.com/office/drawing/2016/ink" xmlns:am3d="http://schemas.microsoft.com/office/drawing/2017/model3d" xmlns:o="urn:schemas-microsoft-com:office:office" xmlns:oel="http://schemas.microsoft.com/office/2019/extlst" xmlns:r="http://schemas.openxmlformats.org/officeDocument/2006/relationships" xmlns:m="http://schemas.openxmlformats.org/officeDocument/2006/math" xmlns:v="urn:schemas-microsoft-com:vml" xmlns:wp14="http://schemas.microsoft.com/office/word/2010/wordprocessingDrawing" xmlns:wp="http://schemas.openxmlformats.org/drawingml/2006/wordprocessingDrawing" xmlns:w10="urn:schemas-microsoft-com:office:word" xmlns:w="http://schemas.openxmlformats.org/wordprocessingml/2006/main" xmlns:w14="http://schemas.microsoft.com/office/word/2010/wordml" xmlns:w15="http://schemas.microsoft.com/office/word/2012/wordml" xmlns:w16cex="http://schemas.microsoft.com/office/word/2018/wordml/cex" xmlns:w16cid="http://schemas.microsoft.com/office/word/2016/wordml/cid" xmlns:w16="http://schemas.microsoft.com/office/word/2018/wordml" xmlns:w16sdtdh="http://schemas.microsoft.com/office/word/2020/wordml/sdtdatahash" xmlns:w16se="http://schemas.microsoft.com/office/word/2015/wordml/symex" xmlns:wpg="http://schemas.microsoft.com/office/word/2010/wordprocessingGroup" xmlns:wpi="http://schemas.microsoft.com/office/word/2010/wordprocessingInk" xmlns:wne="http://schemas.microsoft.com/office/word/2006/wordml" xmlns:wps="http://schemas.microsoft.com/office/word/2010/wordprocessingShape" mc:Ignorable="w14 w15 w16se w16cid w16 w16cex w16sdtdh wp14">
+<w:hdr xmlns:wpc="http://schemas.microsoft.com/office/word/2010/wordprocessingCanvas" xmlns:cx="http://schemas.microsoft.com/office/drawing/2014/chartex" xmlns:cx1="http://schemas.microsoft.com/office/drawing/2015/9/8/chartex" xmlns:cx2="http://schemas.microsoft.com/office/drawing/2015/10/21/chartex" xmlns:cx3="http://schemas.microsoft.com/office/drawing/2016/5/9/chartex" xmlns:cx4="http://schemas.microsoft.com/office/drawing/2016/5/10/chartex" xmlns:cx5="http://schemas.microsoft.com/office/drawing/2016/5/11/chartex" xmlns:cx6="http://schemas.microsoft.com/office/drawing/2016/5/12/chartex" xmlns:cx7="http://schemas.microsoft.com/office/drawing/2016/5/13/chartex" xmlns:cx8="http://schemas.microsoft.com/office/drawing/2016/5/14/chartex" xmlns:mc="http://schemas.openxmlformats.org/markup-compatibility/2006" xmlns:aink="http://schemas.microsoft.com/office/drawing/2016/ink" xmlns:am3d="http://schemas.microsoft.com/office/drawing/2017/model3d" xmlns:o="urn:schemas-microsoft-com:office:office" xmlns:oel="http://schemas.microsoft.com/office/2019/extlst" xmlns:r="http://schemas.openxmlformats.org/officeDocument/2006/relationships" xmlns:m="http://schemas.openxmlformats.org/officeDocument/2006/math" xmlns:v="urn:schemas-microsoft-com:vml" xmlns:wp14="http://schemas.microsoft.com/office/word/2010/wordprocessingDrawing" xmlns:wp="http://schemas.openxmlformats.org/drawingml/2006/wordprocessingDrawing" xmlns:w10="urn:schemas-microsoft-com:office:word" xmlns:w="http://schemas.openxmlformats.org/wordprocessingml/2006/main" xmlns:w14="http://schemas.microsoft.com/office/word/2010/wordml" xmlns:w15="http://schemas.microsoft.com/office/word/2012/wordml" xmlns:w16cex="http://schemas.microsoft.com/office/word/2018/wordml/cex" xmlns:w16cid="http://schemas.microsoft.com/office/word/2016/wordml/cid" xmlns:w16="http://schemas.microsoft.com/office/word/2018/wordml" xmlns:w16du="http://schemas.microsoft.com/office/word/2023/wordml/word16du" xmlns:w16sdtdh="http://schemas.microsoft.com/office/word/2020/wordml/sdtdatahash" xmlns:w16sdtfl="http://schemas.microsoft.com/office/word/2024/wordml/sdtformatlock" xmlns:w16se="http://schemas.microsoft.com/office/word/2015/wordml/symex" xmlns:wpg="http://schemas.microsoft.com/office/word/2010/wordprocessingGroup" xmlns:wpi="http://schemas.microsoft.com/office/word/2010/wordprocessingInk" xmlns:wne="http://schemas.microsoft.com/office/word/2006/wordml" xmlns:wps="http://schemas.microsoft.com/office/word/2010/wordprocessingShape" mc:Ignorable="w14 w15 w16se w16cid w16 w16cex w16sdtdh w16sdtfl w16du wp14">
   <w:p>
     <w:pPr>
       <w:pStyle w:val="Header"/>
@@ -475,7 +1295,7 @@
     <w:r>
       <w:tab/>
       <w:tab/>
-      <w:t>2024-08-04</w:t>
+      <w:t>2026-07-12</w:t>
       <w:br/>
       <w:br/>
     </w:r>
@@ -488,7 +1308,7 @@
 </file>
 
 <file path=word/numbering.xml><?xml version="1.0" encoding="utf-8"?>
-<w:numbering xmlns:wpc="http://schemas.microsoft.com/office/word/2010/wordprocessingCanvas" xmlns:cx="http://schemas.microsoft.com/office/drawing/2014/chartex" xmlns:cx1="http://schemas.microsoft.com/office/drawing/2015/9/8/chartex" xmlns:cx2="http://schemas.microsoft.com/office/drawing/2015/10/21/chartex" xmlns:cx3="http://schemas.microsoft.com/office/drawing/2016/5/9/chartex" xmlns:cx4="http://schemas.microsoft.com/office/drawing/2016/5/10/chartex" xmlns:cx5="http://schemas.microsoft.com/office/drawing/2016/5/11/chartex" xmlns:cx6="http://schemas.microsoft.com/office/drawing/2016/5/12/chartex" xmlns:cx7="http://schemas.microsoft.com/office/drawing/2016/5/13/chartex" xmlns:cx8="http://schemas.microsoft.com/office/drawing/2016/5/14/chartex" xmlns:mc="http://schemas.openxmlformats.org/markup-compatibility/2006" xmlns:aink="http://schemas.microsoft.com/office/drawing/2016/ink" xmlns:am3d="http://schemas.microsoft.com/office/drawing/2017/model3d" xmlns:o="urn:schemas-microsoft-com:office:office" xmlns:oel="http://schemas.microsoft.com/office/2019/extlst" xmlns:r="http://schemas.openxmlformats.org/officeDocument/2006/relationships" xmlns:m="http://schemas.openxmlformats.org/officeDocument/2006/math" xmlns:v="urn:schemas-microsoft-com:vml" xmlns:wp14="http://schemas.microsoft.com/office/word/2010/wordprocessingDrawing" xmlns:wp="http://schemas.openxmlformats.org/drawingml/2006/wordprocessingDrawing" xmlns:w10="urn:schemas-microsoft-com:office:word" xmlns:w="http://schemas.openxmlformats.org/wordprocessingml/2006/main" xmlns:w14="http://schemas.microsoft.com/office/word/2010/wordml" xmlns:w15="http://schemas.microsoft.com/office/word/2012/wordml" xmlns:w16cex="http://schemas.microsoft.com/office/word/2018/wordml/cex" xmlns:w16cid="http://schemas.microsoft.com/office/word/2016/wordml/cid" xmlns:w16="http://schemas.microsoft.com/office/word/2018/wordml" xmlns:w16sdtdh="http://schemas.microsoft.com/office/word/2020/wordml/sdtdatahash" xmlns:w16se="http://schemas.microsoft.com/office/word/2015/wordml/symex" xmlns:wpg="http://schemas.microsoft.com/office/word/2010/wordprocessingGroup" xmlns:wpi="http://schemas.microsoft.com/office/word/2010/wordprocessingInk" xmlns:wne="http://schemas.microsoft.com/office/word/2006/wordml" xmlns:wps="http://schemas.microsoft.com/office/word/2010/wordprocessingShape" mc:Ignorable="w14 w15 w16se w16cid w16 w16cex w16sdtdh wp14">
+<w:numbering xmlns:wpc="http://schemas.microsoft.com/office/word/2010/wordprocessingCanvas" xmlns:cx="http://schemas.microsoft.com/office/drawing/2014/chartex" xmlns:cx1="http://schemas.microsoft.com/office/drawing/2015/9/8/chartex" xmlns:cx2="http://schemas.microsoft.com/office/drawing/2015/10/21/chartex" xmlns:cx3="http://schemas.microsoft.com/office/drawing/2016/5/9/chartex" xmlns:cx4="http://schemas.microsoft.com/office/drawing/2016/5/10/chartex" xmlns:cx5="http://schemas.microsoft.com/office/drawing/2016/5/11/chartex" xmlns:cx6="http://schemas.microsoft.com/office/drawing/2016/5/12/chartex" xmlns:cx7="http://schemas.microsoft.com/office/drawing/2016/5/13/chartex" xmlns:cx8="http://schemas.microsoft.com/office/drawing/2016/5/14/chartex" xmlns:mc="http://schemas.openxmlformats.org/markup-compatibility/2006" xmlns:aink="http://schemas.microsoft.com/office/drawing/2016/ink" xmlns:am3d="http://schemas.microsoft.com/office/drawing/2017/model3d" xmlns:o="urn:schemas-microsoft-com:office:office" xmlns:oel="http://schemas.microsoft.com/office/2019/extlst" xmlns:r="http://schemas.openxmlformats.org/officeDocument/2006/relationships" xmlns:m="http://schemas.openxmlformats.org/officeDocument/2006/math" xmlns:v="urn:schemas-microsoft-com:vml" xmlns:wp14="http://schemas.microsoft.com/office/word/2010/wordprocessingDrawing" xmlns:wp="http://schemas.openxmlformats.org/drawingml/2006/wordprocessingDrawing" xmlns:w10="urn:schemas-microsoft-com:office:word" xmlns:w="http://schemas.openxmlformats.org/wordprocessingml/2006/main" xmlns:w14="http://schemas.microsoft.com/office/word/2010/wordml" xmlns:w15="http://schemas.microsoft.com/office/word/2012/wordml" xmlns:w16cex="http://schemas.microsoft.com/office/word/2018/wordml/cex" xmlns:w16cid="http://schemas.microsoft.com/office/word/2016/wordml/cid" xmlns:w16="http://schemas.microsoft.com/office/word/2018/wordml" xmlns:w16du="http://schemas.microsoft.com/office/word/2023/wordml/word16du" xmlns:w16sdtdh="http://schemas.microsoft.com/office/word/2020/wordml/sdtdatahash" xmlns:w16sdtfl="http://schemas.microsoft.com/office/word/2024/wordml/sdtformatlock" xmlns:w16se="http://schemas.microsoft.com/office/word/2015/wordml/symex" xmlns:wpg="http://schemas.microsoft.com/office/word/2010/wordprocessingGroup" xmlns:wpi="http://schemas.microsoft.com/office/word/2010/wordprocessingInk" xmlns:wne="http://schemas.microsoft.com/office/word/2006/wordml" xmlns:wps="http://schemas.microsoft.com/office/word/2010/wordprocessingShape" mc:Ignorable="w14 w15 w16se w16cid w16 w16cex w16sdtdh w16sdtfl w16du wp14">
   <w:abstractNum w:abstractNumId="0" w15:restartNumberingAfterBreak="0">
     <w:nsid w:val="FFFFFF7C"/>
     <w:multiLevelType w:val="singleLevel"/>
@@ -691,7 +1511,7 @@
 </file>
 
 <file path=word/styles.xml><?xml version="1.0" encoding="utf-8"?>
-<w:styles xmlns:mc="http://schemas.openxmlformats.org/markup-compatibility/2006" xmlns:r="http://schemas.openxmlformats.org/officeDocument/2006/relationships" xmlns:w="http://schemas.openxmlformats.org/wordprocessingml/2006/main" xmlns:w14="http://schemas.microsoft.com/office/word/2010/wordml" xmlns:w15="http://schemas.microsoft.com/office/word/2012/wordml" xmlns:w16cex="http://schemas.microsoft.com/office/word/2018/wordml/cex" xmlns:w16cid="http://schemas.microsoft.com/office/word/2016/wordml/cid" xmlns:w16="http://schemas.microsoft.com/office/word/2018/wordml" xmlns:w16sdtdh="http://schemas.microsoft.com/office/word/2020/wordml/sdtdatahash" xmlns:w16se="http://schemas.microsoft.com/office/word/2015/wordml/symex" mc:Ignorable="w14 w15 w16se w16cid w16 w16cex w16sdtdh">
+<w:styles xmlns:mc="http://schemas.openxmlformats.org/markup-compatibility/2006" xmlns:r="http://schemas.openxmlformats.org/officeDocument/2006/relationships" xmlns:w="http://schemas.openxmlformats.org/wordprocessingml/2006/main" xmlns:w14="http://schemas.microsoft.com/office/word/2010/wordml" xmlns:w15="http://schemas.microsoft.com/office/word/2012/wordml" xmlns:w16cex="http://schemas.microsoft.com/office/word/2018/wordml/cex" xmlns:w16cid="http://schemas.microsoft.com/office/word/2016/wordml/cid" xmlns:w16="http://schemas.microsoft.com/office/word/2018/wordml" xmlns:w16du="http://schemas.microsoft.com/office/word/2023/wordml/word16du" xmlns:w16sdtdh="http://schemas.microsoft.com/office/word/2020/wordml/sdtdatahash" xmlns:w16sdtfl="http://schemas.microsoft.com/office/word/2024/wordml/sdtformatlock" xmlns:w16se="http://schemas.microsoft.com/office/word/2015/wordml/symex" mc:Ignorable="w14 w15 w16se w16cid w16 w16cex w16sdtdh w16sdtfl w16du">
   <w:docDefaults>
     <w:rPrDefault>
       <w:rPr>
@@ -1449,7 +2269,7 @@
     <w:link w:val="TitleChar"/>
     <w:uiPriority w:val="10"/>
     <w:qFormat/>
-    <w:rsid w:val="007106C8"/>
+    <w:rsid w:val="00E854FA"/>
     <w:pPr>
       <w:spacing w:after="300" w:line="240" w:lineRule="auto"/>
       <w:contextualSpacing/>
@@ -1459,7 +2279,7 @@
       <w:rFonts w:eastAsiaTheme="majorEastAsia" w:cstheme="majorBidi"/>
       <w:spacing w:val="5"/>
       <w:kern w:val="28"/>
-      <w:sz w:val="52"/>
+      <w:sz w:val="40"/>
       <w:szCs w:val="52"/>
       <w:lang w:val="sv-SE" w:eastAsia="en-US" w:bidi="ar-SA"/>
     </w:rPr>
@@ -1469,12 +2289,12 @@
     <w:basedOn w:val="DefaultParagraphFont"/>
     <w:link w:val="Title"/>
     <w:uiPriority w:val="10"/>
-    <w:rsid w:val="007106C8"/>
+    <w:rsid w:val="00E854FA"/>
     <w:rPr>
       <w:rFonts w:ascii="Times New Roman" w:eastAsiaTheme="majorEastAsia" w:hAnsi="Times New Roman" w:cstheme="majorBidi"/>
       <w:spacing w:val="5"/>
       <w:kern w:val="28"/>
-      <w:sz w:val="52"/>
+      <w:sz w:val="40"/>
       <w:szCs w:val="52"/>
       <w:lang w:val="sv-SE" w:eastAsia="en-US" w:bidi="ar-SA"/>
     </w:rPr>

--- a/tillsyn/Láttakjávrátje tillsynsbegäran.docx
+++ b/tillsyn/Láttakjávrátje tillsynsbegäran.docx
@@ -12,7 +12,7 @@
     </w:p>
     <w:p>
       <w:r>
-        <w:t>Denna tillsynsbegäran behandlar höga naturvärden i avverkningsanmälan Láttakjávrátje i Arvidsjaurs kommun som inkom 2026-07-12 och omfattar 70,8 ha.</w:t>
+        <w:t>Denna tillsynsbegäran behandlar höga naturvärden i avverkningsanmälan Láttakjávrátje i Arvidsjaurs kommun som inkom 2026-07-13 och omfattar 70,8 ha.</w:t>
       </w:r>
     </w:p>
     <w:p>
@@ -1295,7 +1295,7 @@
     <w:r>
       <w:tab/>
       <w:tab/>
-      <w:t>2026-07-12</w:t>
+      <w:t>2026-07-13</w:t>
       <w:br/>
       <w:br/>
     </w:r>

--- a/tillsyn/Láttakjávrátje tillsynsbegäran.docx
+++ b/tillsyn/Láttakjávrátje tillsynsbegäran.docx
@@ -12,7 +12,7 @@
     </w:p>
     <w:p>
       <w:r>
-        <w:t>Denna tillsynsbegäran behandlar höga naturvärden i avverkningsanmälan Láttakjávrátje i Arvidsjaurs kommun som inkom 2026-07-13 och omfattar 70,8 ha.</w:t>
+        <w:t>Denna tillsynsbegäran behandlar höga naturvärden i avverkningsanmälan Láttakjávrátje i Arvidsjaurs kommun som inkom 2026-07-14 och omfattar 70,8 ha.</w:t>
       </w:r>
     </w:p>
     <w:p>
@@ -1295,7 +1295,7 @@
     <w:r>
       <w:tab/>
       <w:tab/>
-      <w:t>2026-07-13</w:t>
+      <w:t>2026-07-14</w:t>
       <w:br/>
       <w:br/>
     </w:r>

--- a/tillsyn/Láttakjávrátje tillsynsbegäran.docx
+++ b/tillsyn/Láttakjávrátje tillsynsbegäran.docx
@@ -12,7 +12,7 @@
     </w:p>
     <w:p>
       <w:r>
-        <w:t>Denna tillsynsbegäran behandlar höga naturvärden i avverkningsanmälan Láttakjávrátje i Arvidsjaurs kommun som inkom 2026-07-14 och omfattar 70,8 ha.</w:t>
+        <w:t>Denna tillsynsbegäran behandlar höga naturvärden i avverkningsanmälan Láttakjávrátje i Arvidsjaurs kommun som inkom 2026-07-15 och omfattar 70,8 ha.</w:t>
       </w:r>
     </w:p>
     <w:p>
@@ -1295,7 +1295,7 @@
     <w:r>
       <w:tab/>
       <w:tab/>
-      <w:t>2026-07-14</w:t>
+      <w:t>2026-07-15</w:t>
       <w:br/>
       <w:br/>
     </w:r>

--- a/tillsyn/Láttakjávrátje tillsynsbegäran.docx
+++ b/tillsyn/Láttakjávrátje tillsynsbegäran.docx
@@ -12,7 +12,7 @@
     </w:p>
     <w:p>
       <w:r>
-        <w:t>Denna tillsynsbegäran behandlar höga naturvärden i avverkningsanmälan Láttakjávrátje i Arvidsjaurs kommun som inkom 2026-07-15 och omfattar 70,8 ha.</w:t>
+        <w:t>Denna tillsynsbegäran behandlar höga naturvärden i avverkningsanmälan Láttakjávrátje i Arvidsjaurs kommun som inkom 2026-07-16 och omfattar 70,8 ha.</w:t>
       </w:r>
     </w:p>
     <w:p>
@@ -1295,7 +1295,7 @@
     <w:r>
       <w:tab/>
       <w:tab/>
-      <w:t>2026-07-15</w:t>
+      <w:t>2026-07-16</w:t>
       <w:br/>
       <w:br/>
     </w:r>

--- a/tillsyn/Láttakjávrátje tillsynsbegäran.docx
+++ b/tillsyn/Láttakjávrátje tillsynsbegäran.docx
@@ -12,7 +12,7 @@
     </w:p>
     <w:p>
       <w:r>
-        <w:t>Denna tillsynsbegäran behandlar höga naturvärden i avverkningsanmälan Láttakjávrátje i Arvidsjaurs kommun som inkom 2026-07-16 och omfattar 70,8 ha.</w:t>
+        <w:t>Denna tillsynsbegäran behandlar höga naturvärden i avverkningsanmälan Láttakjávrátje i Arvidsjaurs kommun som inkom 2026-07-17 och omfattar 70,8 ha.</w:t>
       </w:r>
     </w:p>
     <w:p>
@@ -1295,7 +1295,7 @@
     <w:r>
       <w:tab/>
       <w:tab/>
-      <w:t>2026-07-16</w:t>
+      <w:t>2026-07-17</w:t>
       <w:br/>
       <w:br/>
     </w:r>

--- a/tillsyn/Láttakjávrátje tillsynsbegäran.docx
+++ b/tillsyn/Láttakjávrátje tillsynsbegäran.docx
@@ -12,7 +12,7 @@
     </w:p>
     <w:p>
       <w:r>
-        <w:t>Denna tillsynsbegäran behandlar höga naturvärden i avverkningsanmälan Láttakjávrátje i Arvidsjaurs kommun som inkom 2026-07-17 och omfattar 70,8 ha.</w:t>
+        <w:t>Denna tillsynsbegäran behandlar höga naturvärden i avverkningsanmälan Láttakjávrátje i Arvidsjaurs kommun som inkom 2026-07-18 och omfattar 70,8 ha.</w:t>
       </w:r>
     </w:p>
     <w:p>
@@ -1295,7 +1295,7 @@
     <w:r>
       <w:tab/>
       <w:tab/>
-      <w:t>2026-07-17</w:t>
+      <w:t>2026-07-18</w:t>
       <w:br/>
       <w:br/>
     </w:r>

--- a/tillsyn/Láttakjávrátje tillsynsbegäran.docx
+++ b/tillsyn/Láttakjávrátje tillsynsbegäran.docx
@@ -12,7 +12,7 @@
     </w:p>
     <w:p>
       <w:r>
-        <w:t>Denna tillsynsbegäran behandlar höga naturvärden i avverkningsanmälan Láttakjávrátje i Arvidsjaurs kommun som inkom 2026-07-18 och omfattar 70,8 ha.</w:t>
+        <w:t>Denna tillsynsbegäran behandlar höga naturvärden i avverkningsanmälan Láttakjávrátje i Arvidsjaurs kommun som inkom 2026-07-19 och omfattar 70,8 ha.</w:t>
       </w:r>
     </w:p>
     <w:p>
@@ -1295,7 +1295,7 @@
     <w:r>
       <w:tab/>
       <w:tab/>
-      <w:t>2026-07-18</w:t>
+      <w:t>2026-07-19</w:t>
       <w:br/>
       <w:br/>
     </w:r>

--- a/tillsyn/Láttakjávrátje tillsynsbegäran.docx
+++ b/tillsyn/Láttakjávrátje tillsynsbegäran.docx
@@ -12,7 +12,7 @@
     </w:p>
     <w:p>
       <w:r>
-        <w:t>Denna tillsynsbegäran behandlar höga naturvärden i avverkningsanmälan Láttakjávrátje i Arvidsjaurs kommun som inkom 2026-07-19 och omfattar 70,8 ha.</w:t>
+        <w:t>Denna tillsynsbegäran behandlar höga naturvärden i avverkningsanmälan Láttakjávrátje i Arvidsjaurs kommun som inkom 2026-07-20 och omfattar 70,8 ha.</w:t>
       </w:r>
     </w:p>
     <w:p>
@@ -1295,7 +1295,7 @@
     <w:r>
       <w:tab/>
       <w:tab/>
-      <w:t>2026-07-19</w:t>
+      <w:t>2026-07-20</w:t>
       <w:br/>
       <w:br/>
     </w:r>
